--- a/public/templates/SPR.docx
+++ b/public/templates/SPR.docx
@@ -54,27 +54,7 @@
                 <w:sz w:val="20"/>
                 <w:lang w:val="en-US"/>
               </w:rPr>
-              <w:t>${</w:t>
-            </w:r>
-            <w:proofErr w:type="spellStart"/>
-            <w:r>
-              <w:rPr>
-                <w:rFonts w:ascii="Arial"/>
-                <w:b/>
-                <w:sz w:val="20"/>
-                <w:lang w:val="en-US"/>
-              </w:rPr>
-              <w:t>nama_kavling</w:t>
-            </w:r>
-            <w:proofErr w:type="spellEnd"/>
-            <w:r>
-              <w:rPr>
-                <w:rFonts w:ascii="Arial"/>
-                <w:b/>
-                <w:sz w:val="20"/>
-                <w:lang w:val="en-US"/>
-              </w:rPr>
-              <w:t>}</w:t>
+              <w:t>${nama_kavling}</w:t>
             </w:r>
           </w:p>
           <w:p>
@@ -354,9 +334,281 @@
                 <w:szCs w:val="12"/>
                 <w:lang w:val="en-US"/>
               </w:rPr>
-              <w:t>${</w:t>
-            </w:r>
-            <w:proofErr w:type="spellStart"/>
+              <w:t>${nama_customer}</w:t>
+            </w:r>
+            <w:r>
+              <w:rPr>
+                <w:rFonts w:ascii="Tahoma"/>
+                <w:b/>
+                <w:spacing w:val="-10"/>
+                <w:w w:val="105"/>
+                <w:sz w:val="13"/>
+                <w:lang w:val="en-US"/>
+              </w:rPr>
+              <w:t xml:space="preserve"> </w:t>
+            </w:r>
+          </w:p>
+        </w:tc>
+        <w:tc>
+          <w:tcPr>
+            <w:tcW w:w="1073" w:type="dxa"/>
+          </w:tcPr>
+          <w:p>
+            <w:pPr>
+              <w:pStyle w:val="TableParagraph"/>
+              <w:spacing w:line="360" w:lineRule="auto"/>
+              <w:rPr>
+                <w:rFonts w:ascii="Times New Roman"/>
+                <w:sz w:val="12"/>
+                <w:lang w:val="en-US"/>
+              </w:rPr>
+            </w:pPr>
+            <w:r>
+              <w:rPr>
+                <w:rFonts w:ascii="Times New Roman"/>
+                <w:sz w:val="12"/>
+                <w:lang w:val="en-US"/>
+              </w:rPr>
+              <w:t xml:space="preserve"> </w:t>
+            </w:r>
+          </w:p>
+        </w:tc>
+        <w:tc>
+          <w:tcPr>
+            <w:tcW w:w="23" w:type="dxa"/>
+          </w:tcPr>
+          <w:p>
+            <w:pPr>
+              <w:pStyle w:val="TableParagraph"/>
+              <w:rPr>
+                <w:rFonts w:ascii="Times New Roman"/>
+                <w:sz w:val="12"/>
+                <w:lang w:val="en-US"/>
+              </w:rPr>
+            </w:pPr>
+          </w:p>
+        </w:tc>
+        <w:tc>
+          <w:tcPr>
+            <w:tcW w:w="344" w:type="dxa"/>
+            <w:gridSpan w:val="3"/>
+          </w:tcPr>
+          <w:p>
+            <w:pPr>
+              <w:pStyle w:val="TableParagraph"/>
+              <w:rPr>
+                <w:rFonts w:ascii="Times New Roman"/>
+                <w:sz w:val="12"/>
+              </w:rPr>
+            </w:pPr>
+          </w:p>
+        </w:tc>
+        <w:tc>
+          <w:tcPr>
+            <w:tcW w:w="630" w:type="dxa"/>
+            <w:gridSpan w:val="3"/>
+          </w:tcPr>
+          <w:p>
+            <w:pPr>
+              <w:pStyle w:val="TableParagraph"/>
+              <w:rPr>
+                <w:rFonts w:ascii="Times New Roman"/>
+                <w:sz w:val="12"/>
+              </w:rPr>
+            </w:pPr>
+          </w:p>
+        </w:tc>
+        <w:tc>
+          <w:tcPr>
+            <w:tcW w:w="209" w:type="dxa"/>
+            <w:gridSpan w:val="2"/>
+          </w:tcPr>
+          <w:p>
+            <w:pPr>
+              <w:pStyle w:val="TableParagraph"/>
+              <w:rPr>
+                <w:rFonts w:ascii="Times New Roman"/>
+                <w:sz w:val="12"/>
+              </w:rPr>
+            </w:pPr>
+          </w:p>
+        </w:tc>
+        <w:tc>
+          <w:tcPr>
+            <w:tcW w:w="1443" w:type="dxa"/>
+            <w:gridSpan w:val="3"/>
+          </w:tcPr>
+          <w:p>
+            <w:pPr>
+              <w:pStyle w:val="TableParagraph"/>
+              <w:rPr>
+                <w:rFonts w:ascii="Times New Roman"/>
+                <w:sz w:val="12"/>
+              </w:rPr>
+            </w:pPr>
+          </w:p>
+        </w:tc>
+      </w:tr>
+      <w:tr>
+        <w:trPr>
+          <w:gridAfter w:val="3"/>
+          <w:wAfter w:w="267" w:type="dxa"/>
+          <w:trHeight w:val="247"/>
+        </w:trPr>
+        <w:tc>
+          <w:tcPr>
+            <w:tcW w:w="3159" w:type="dxa"/>
+            <w:gridSpan w:val="2"/>
+          </w:tcPr>
+          <w:p>
+            <w:pPr>
+              <w:pStyle w:val="TableParagraph"/>
+              <w:spacing w:before="47"/>
+              <w:ind w:left="33"/>
+              <w:rPr>
+                <w:rFonts w:ascii="Tahoma"/>
+                <w:sz w:val="13"/>
+                <w:lang w:val="en-US"/>
+              </w:rPr>
+            </w:pPr>
+            <w:r>
+              <w:rPr>
+                <w:rFonts w:ascii="Tahoma"/>
+                <w:w w:val="105"/>
+                <w:sz w:val="13"/>
+              </w:rPr>
+              <w:t>ALAMAT</w:t>
+            </w:r>
+            <w:r>
+              <w:rPr>
+                <w:rFonts w:ascii="Tahoma"/>
+                <w:spacing w:val="-7"/>
+                <w:w w:val="105"/>
+                <w:sz w:val="13"/>
+              </w:rPr>
+              <w:t xml:space="preserve"> </w:t>
+            </w:r>
+            <w:r>
+              <w:rPr>
+                <w:rFonts w:ascii="Tahoma"/>
+                <w:w w:val="105"/>
+                <w:sz w:val="13"/>
+              </w:rPr>
+              <w:t>(</w:t>
+            </w:r>
+            <w:r>
+              <w:rPr>
+                <w:rFonts w:ascii="Tahoma"/>
+                <w:spacing w:val="-8"/>
+                <w:w w:val="105"/>
+                <w:sz w:val="13"/>
+              </w:rPr>
+              <w:t xml:space="preserve"> </w:t>
+            </w:r>
+            <w:r>
+              <w:rPr>
+                <w:rFonts w:ascii="Tahoma"/>
+                <w:w w:val="105"/>
+                <w:sz w:val="13"/>
+              </w:rPr>
+              <w:t>sesuai</w:t>
+            </w:r>
+            <w:r>
+              <w:rPr>
+                <w:rFonts w:ascii="Tahoma"/>
+                <w:spacing w:val="-7"/>
+                <w:w w:val="105"/>
+                <w:sz w:val="13"/>
+              </w:rPr>
+              <w:t xml:space="preserve"> </w:t>
+            </w:r>
+            <w:r>
+              <w:rPr>
+                <w:rFonts w:ascii="Tahoma"/>
+                <w:w w:val="105"/>
+                <w:sz w:val="13"/>
+              </w:rPr>
+              <w:t>KTP</w:t>
+            </w:r>
+            <w:r>
+              <w:rPr>
+                <w:rFonts w:ascii="Tahoma"/>
+                <w:spacing w:val="-7"/>
+                <w:w w:val="105"/>
+                <w:sz w:val="13"/>
+              </w:rPr>
+              <w:t xml:space="preserve"> </w:t>
+            </w:r>
+            <w:r>
+              <w:rPr>
+                <w:rFonts w:ascii="Tahoma"/>
+                <w:spacing w:val="-10"/>
+                <w:w w:val="105"/>
+                <w:sz w:val="13"/>
+              </w:rPr>
+              <w:t>)</w:t>
+            </w:r>
+            <w:r>
+              <w:rPr>
+                <w:rFonts w:ascii="Tahoma"/>
+                <w:spacing w:val="-10"/>
+                <w:w w:val="105"/>
+                <w:sz w:val="13"/>
+                <w:lang w:val="en-US"/>
+              </w:rPr>
+              <w:t xml:space="preserve"> </w:t>
+            </w:r>
+          </w:p>
+        </w:tc>
+        <w:tc>
+          <w:tcPr>
+            <w:tcW w:w="2160" w:type="dxa"/>
+            <w:gridSpan w:val="6"/>
+          </w:tcPr>
+          <w:p>
+            <w:pPr>
+              <w:pStyle w:val="TableParagraph"/>
+              <w:spacing w:before="47" w:line="360" w:lineRule="auto"/>
+              <w:ind w:right="42"/>
+              <w:rPr>
+                <w:rFonts w:ascii="Tahoma"/>
+                <w:bCs/>
+                <w:sz w:val="13"/>
+                <w:lang w:val="en-US"/>
+              </w:rPr>
+            </w:pPr>
+            <w:r>
+              <w:rPr>
+                <w:rFonts w:ascii="Tahoma"/>
+                <w:b/>
+                <w:spacing w:val="-10"/>
+                <w:w w:val="105"/>
+                <w:sz w:val="13"/>
+                <w:lang w:val="en-US"/>
+              </w:rPr>
+              <w:t xml:space="preserve">      </w:t>
+            </w:r>
+            <w:r>
+              <w:rPr>
+                <w:rFonts w:ascii="Tahoma"/>
+                <w:b/>
+                <w:spacing w:val="-10"/>
+                <w:w w:val="105"/>
+                <w:sz w:val="13"/>
+              </w:rPr>
+              <w:t>:</w:t>
+            </w:r>
+            <w:r>
+              <w:rPr>
+                <w:rFonts w:ascii="Tahoma"/>
+                <w:b/>
+                <w:spacing w:val="-10"/>
+                <w:w w:val="105"/>
+                <w:sz w:val="13"/>
+                <w:lang w:val="en-US"/>
+              </w:rPr>
+              <w:t xml:space="preserve"> </w:t>
+            </w:r>
             <w:r>
               <w:rPr>
                 <w:rFonts w:ascii="Times New Roman" w:hAnsi="Times New Roman" w:cs="Times New Roman"/>
@@ -367,9 +619,225 @@
                 <w:szCs w:val="12"/>
                 <w:lang w:val="en-US"/>
               </w:rPr>
-              <w:t>nama_customer</w:t>
-            </w:r>
-            <w:proofErr w:type="spellEnd"/>
+              <w:t>${alamat_ktp}</w:t>
+            </w:r>
+          </w:p>
+        </w:tc>
+        <w:tc>
+          <w:tcPr>
+            <w:tcW w:w="1523" w:type="dxa"/>
+            <w:gridSpan w:val="2"/>
+          </w:tcPr>
+          <w:p>
+            <w:pPr>
+              <w:pStyle w:val="TableParagraph"/>
+              <w:spacing w:line="360" w:lineRule="auto"/>
+              <w:rPr>
+                <w:sz w:val="12"/>
+                <w:szCs w:val="12"/>
+              </w:rPr>
+            </w:pPr>
+          </w:p>
+        </w:tc>
+        <w:tc>
+          <w:tcPr>
+            <w:tcW w:w="23" w:type="dxa"/>
+          </w:tcPr>
+          <w:p>
+            <w:pPr>
+              <w:pStyle w:val="TableParagraph"/>
+              <w:rPr>
+                <w:rFonts w:ascii="Times New Roman"/>
+                <w:sz w:val="12"/>
+                <w:lang w:val="en-US"/>
+              </w:rPr>
+            </w:pPr>
+          </w:p>
+        </w:tc>
+        <w:tc>
+          <w:tcPr>
+            <w:tcW w:w="344" w:type="dxa"/>
+            <w:gridSpan w:val="3"/>
+          </w:tcPr>
+          <w:p>
+            <w:pPr>
+              <w:pStyle w:val="TableParagraph"/>
+              <w:rPr>
+                <w:rFonts w:ascii="Times New Roman"/>
+                <w:sz w:val="12"/>
+              </w:rPr>
+            </w:pPr>
+          </w:p>
+        </w:tc>
+        <w:tc>
+          <w:tcPr>
+            <w:tcW w:w="630" w:type="dxa"/>
+            <w:gridSpan w:val="3"/>
+          </w:tcPr>
+          <w:p>
+            <w:pPr>
+              <w:pStyle w:val="TableParagraph"/>
+              <w:rPr>
+                <w:rFonts w:ascii="Times New Roman"/>
+                <w:sz w:val="12"/>
+              </w:rPr>
+            </w:pPr>
+          </w:p>
+        </w:tc>
+        <w:tc>
+          <w:tcPr>
+            <w:tcW w:w="209" w:type="dxa"/>
+            <w:gridSpan w:val="2"/>
+          </w:tcPr>
+          <w:p>
+            <w:pPr>
+              <w:pStyle w:val="TableParagraph"/>
+              <w:rPr>
+                <w:rFonts w:ascii="Times New Roman"/>
+                <w:sz w:val="12"/>
+              </w:rPr>
+            </w:pPr>
+          </w:p>
+        </w:tc>
+        <w:tc>
+          <w:tcPr>
+            <w:tcW w:w="1443" w:type="dxa"/>
+            <w:gridSpan w:val="3"/>
+          </w:tcPr>
+          <w:p>
+            <w:pPr>
+              <w:pStyle w:val="TableParagraph"/>
+              <w:rPr>
+                <w:rFonts w:ascii="Times New Roman"/>
+                <w:sz w:val="12"/>
+              </w:rPr>
+            </w:pPr>
+          </w:p>
+        </w:tc>
+      </w:tr>
+      <w:tr>
+        <w:trPr>
+          <w:gridAfter w:val="3"/>
+          <w:wAfter w:w="267" w:type="dxa"/>
+          <w:trHeight w:val="247"/>
+        </w:trPr>
+        <w:tc>
+          <w:tcPr>
+            <w:tcW w:w="3159" w:type="dxa"/>
+            <w:gridSpan w:val="2"/>
+          </w:tcPr>
+          <w:p>
+            <w:pPr>
+              <w:pStyle w:val="TableParagraph"/>
+              <w:spacing w:before="47"/>
+              <w:ind w:left="33"/>
+              <w:rPr>
+                <w:rFonts w:ascii="Tahoma"/>
+                <w:sz w:val="13"/>
+              </w:rPr>
+            </w:pPr>
+            <w:r>
+              <w:rPr>
+                <w:rFonts w:ascii="Tahoma"/>
+                <w:w w:val="105"/>
+                <w:sz w:val="13"/>
+              </w:rPr>
+              <w:t>NO.</w:t>
+            </w:r>
+            <w:r>
+              <w:rPr>
+                <w:rFonts w:ascii="Tahoma"/>
+                <w:spacing w:val="-4"/>
+                <w:w w:val="105"/>
+                <w:sz w:val="13"/>
+              </w:rPr>
+              <w:t xml:space="preserve"> </w:t>
+            </w:r>
+            <w:r>
+              <w:rPr>
+                <w:rFonts w:ascii="Tahoma"/>
+                <w:w w:val="105"/>
+                <w:sz w:val="13"/>
+              </w:rPr>
+              <w:t>TLP</w:t>
+            </w:r>
+            <w:r>
+              <w:rPr>
+                <w:rFonts w:ascii="Tahoma"/>
+                <w:spacing w:val="-4"/>
+                <w:w w:val="105"/>
+                <w:sz w:val="13"/>
+              </w:rPr>
+              <w:t xml:space="preserve"> </w:t>
+            </w:r>
+            <w:r>
+              <w:rPr>
+                <w:rFonts w:ascii="Tahoma"/>
+                <w:w w:val="105"/>
+                <w:sz w:val="13"/>
+              </w:rPr>
+              <w:t>/</w:t>
+            </w:r>
+            <w:r>
+              <w:rPr>
+                <w:rFonts w:ascii="Tahoma"/>
+                <w:spacing w:val="-5"/>
+                <w:w w:val="105"/>
+                <w:sz w:val="13"/>
+              </w:rPr>
+              <w:t xml:space="preserve"> HP</w:t>
+            </w:r>
+          </w:p>
+        </w:tc>
+        <w:tc>
+          <w:tcPr>
+            <w:tcW w:w="1440" w:type="dxa"/>
+            <w:gridSpan w:val="5"/>
+          </w:tcPr>
+          <w:p>
+            <w:pPr>
+              <w:pStyle w:val="TableParagraph"/>
+              <w:spacing w:before="47" w:line="360" w:lineRule="auto"/>
+              <w:ind w:right="42"/>
+              <w:rPr>
+                <w:rFonts w:ascii="Tahoma"/>
+                <w:bCs/>
+                <w:sz w:val="13"/>
+                <w:lang w:val="en-US"/>
+              </w:rPr>
+            </w:pPr>
+            <w:r>
+              <w:rPr>
+                <w:rFonts w:ascii="Tahoma"/>
+                <w:b/>
+                <w:spacing w:val="-10"/>
+                <w:w w:val="105"/>
+                <w:sz w:val="13"/>
+                <w:lang w:val="en-US"/>
+              </w:rPr>
+              <w:t xml:space="preserve">      </w:t>
+            </w:r>
+            <w:r>
+              <w:rPr>
+                <w:rFonts w:ascii="Tahoma"/>
+                <w:b/>
+                <w:spacing w:val="-10"/>
+                <w:w w:val="105"/>
+                <w:sz w:val="13"/>
+              </w:rPr>
+              <w:t>:</w:t>
+            </w:r>
+            <w:r>
+              <w:rPr>
+                <w:rFonts w:ascii="Tahoma"/>
+                <w:b/>
+                <w:spacing w:val="-10"/>
+                <w:w w:val="105"/>
+                <w:sz w:val="13"/>
+                <w:lang w:val="en-US"/>
+              </w:rPr>
+              <w:t xml:space="preserve"> </w:t>
+            </w:r>
             <w:r>
               <w:rPr>
                 <w:rFonts w:ascii="Times New Roman" w:hAnsi="Times New Roman" w:cs="Times New Roman"/>
@@ -380,24 +848,14 @@
                 <w:szCs w:val="12"/>
                 <w:lang w:val="en-US"/>
               </w:rPr>
-              <w:t>}</w:t>
-            </w:r>
-            <w:r>
-              <w:rPr>
-                <w:rFonts w:ascii="Tahoma"/>
-                <w:b/>
-                <w:spacing w:val="-10"/>
-                <w:w w:val="105"/>
-                <w:sz w:val="13"/>
-                <w:lang w:val="en-US"/>
-              </w:rPr>
-              <w:t xml:space="preserve"> </w:t>
-            </w:r>
-          </w:p>
-        </w:tc>
-        <w:tc>
-          <w:tcPr>
-            <w:tcW w:w="1073" w:type="dxa"/>
+              <w:t>${no_telp}</w:t>
+            </w:r>
+          </w:p>
+        </w:tc>
+        <w:tc>
+          <w:tcPr>
+            <w:tcW w:w="2243" w:type="dxa"/>
+            <w:gridSpan w:val="3"/>
           </w:tcPr>
           <w:p>
             <w:pPr>
@@ -409,27 +867,18 @@
                 <w:lang w:val="en-US"/>
               </w:rPr>
             </w:pPr>
-            <w:r>
+          </w:p>
+        </w:tc>
+        <w:tc>
+          <w:tcPr>
+            <w:tcW w:w="23" w:type="dxa"/>
+          </w:tcPr>
+          <w:p>
+            <w:pPr>
+              <w:pStyle w:val="TableParagraph"/>
               <w:rPr>
                 <w:rFonts w:ascii="Times New Roman"/>
                 <w:sz w:val="12"/>
-                <w:lang w:val="en-US"/>
-              </w:rPr>
-              <w:t xml:space="preserve"> </w:t>
-            </w:r>
-          </w:p>
-        </w:tc>
-        <w:tc>
-          <w:tcPr>
-            <w:tcW w:w="23" w:type="dxa"/>
-          </w:tcPr>
-          <w:p>
-            <w:pPr>
-              <w:pStyle w:val="TableParagraph"/>
-              <w:rPr>
-                <w:rFonts w:ascii="Times New Roman"/>
-                <w:sz w:val="12"/>
-                <w:lang w:val="en-US"/>
               </w:rPr>
             </w:pPr>
           </w:p>
@@ -499,7 +948,7 @@
         <w:trPr>
           <w:gridAfter w:val="3"/>
           <w:wAfter w:w="267" w:type="dxa"/>
-          <w:trHeight w:val="247"/>
+          <w:trHeight w:val="243"/>
         </w:trPr>
         <w:tc>
           <w:tcPr>
@@ -514,7 +963,6 @@
               <w:rPr>
                 <w:rFonts w:ascii="Tahoma"/>
                 <w:sz w:val="13"/>
-                <w:lang w:val="en-US"/>
               </w:rPr>
             </w:pPr>
             <w:r>
@@ -523,12 +971,12 @@
                 <w:w w:val="105"/>
                 <w:sz w:val="13"/>
               </w:rPr>
-              <w:t>ALAMAT</w:t>
-            </w:r>
-            <w:r>
-              <w:rPr>
-                <w:rFonts w:ascii="Tahoma"/>
-                <w:spacing w:val="-7"/>
+              <w:t>NO.</w:t>
+            </w:r>
+            <w:r>
+              <w:rPr>
+                <w:rFonts w:ascii="Tahoma"/>
+                <w:spacing w:val="-4"/>
                 <w:w w:val="105"/>
                 <w:sz w:val="13"/>
               </w:rPr>
@@ -540,12 +988,12 @@
                 <w:w w:val="105"/>
                 <w:sz w:val="13"/>
               </w:rPr>
-              <w:t>(</w:t>
-            </w:r>
-            <w:r>
-              <w:rPr>
-                <w:rFonts w:ascii="Tahoma"/>
-                <w:spacing w:val="-8"/>
+              <w:t>KTP</w:t>
+            </w:r>
+            <w:r>
+              <w:rPr>
+                <w:rFonts w:ascii="Tahoma"/>
+                <w:spacing w:val="-4"/>
                 <w:w w:val="105"/>
                 <w:sz w:val="13"/>
               </w:rPr>
@@ -557,12 +1005,12 @@
                 <w:w w:val="105"/>
                 <w:sz w:val="13"/>
               </w:rPr>
-              <w:t>sesuai</w:t>
-            </w:r>
-            <w:r>
-              <w:rPr>
-                <w:rFonts w:ascii="Tahoma"/>
-                <w:spacing w:val="-7"/>
+              <w:t>/</w:t>
+            </w:r>
+            <w:r>
+              <w:rPr>
+                <w:rFonts w:ascii="Tahoma"/>
+                <w:spacing w:val="-4"/>
                 <w:w w:val="105"/>
                 <w:sz w:val="13"/>
               </w:rPr>
@@ -571,45 +1019,18 @@
             <w:r>
               <w:rPr>
                 <w:rFonts w:ascii="Tahoma"/>
+                <w:spacing w:val="-2"/>
                 <w:w w:val="105"/>
                 <w:sz w:val="13"/>
               </w:rPr>
-              <w:t>KTP</w:t>
-            </w:r>
-            <w:r>
-              <w:rPr>
-                <w:rFonts w:ascii="Tahoma"/>
-                <w:spacing w:val="-7"/>
-                <w:w w:val="105"/>
-                <w:sz w:val="13"/>
-              </w:rPr>
-              <w:t xml:space="preserve"> </w:t>
-            </w:r>
-            <w:r>
-              <w:rPr>
-                <w:rFonts w:ascii="Tahoma"/>
-                <w:spacing w:val="-10"/>
-                <w:w w:val="105"/>
-                <w:sz w:val="13"/>
-              </w:rPr>
-              <w:t>)</w:t>
-            </w:r>
-            <w:r>
-              <w:rPr>
-                <w:rFonts w:ascii="Tahoma"/>
-                <w:spacing w:val="-10"/>
-                <w:w w:val="105"/>
-                <w:sz w:val="13"/>
-                <w:lang w:val="en-US"/>
-              </w:rPr>
-              <w:t xml:space="preserve"> </w:t>
-            </w:r>
-          </w:p>
-        </w:tc>
-        <w:tc>
-          <w:tcPr>
-            <w:tcW w:w="2160" w:type="dxa"/>
-            <w:gridSpan w:val="6"/>
+              <w:t>N.I.K.</w:t>
+            </w:r>
+          </w:p>
+        </w:tc>
+        <w:tc>
+          <w:tcPr>
+            <w:tcW w:w="1170" w:type="dxa"/>
+            <w:gridSpan w:val="3"/>
           </w:tcPr>
           <w:p>
             <w:pPr>
@@ -618,7 +1039,7 @@
               <w:ind w:right="42"/>
               <w:rPr>
                 <w:rFonts w:ascii="Tahoma"/>
-                <w:bCs/>
+                <w:b/>
                 <w:sz w:val="13"/>
                 <w:lang w:val="en-US"/>
               </w:rPr>
@@ -667,7 +1088,6 @@
               </w:rPr>
               <w:t>${</w:t>
             </w:r>
-            <w:proofErr w:type="spellStart"/>
             <w:r>
               <w:rPr>
                 <w:rFonts w:ascii="Times New Roman" w:hAnsi="Times New Roman" w:cs="Times New Roman"/>
@@ -678,9 +1098,8 @@
                 <w:szCs w:val="12"/>
                 <w:lang w:val="en-US"/>
               </w:rPr>
-              <w:t>alamat_ktp</w:t>
-            </w:r>
-            <w:proofErr w:type="spellEnd"/>
+              <w:t>no_ktp</w:t>
+            </w:r>
             <w:r>
               <w:rPr>
                 <w:rFonts w:ascii="Times New Roman" w:hAnsi="Times New Roman" w:cs="Times New Roman"/>
@@ -697,31 +1116,31 @@
         </w:tc>
         <w:tc>
           <w:tcPr>
-            <w:tcW w:w="1523" w:type="dxa"/>
-            <w:gridSpan w:val="2"/>
+            <w:tcW w:w="2513" w:type="dxa"/>
+            <w:gridSpan w:val="5"/>
           </w:tcPr>
           <w:p>
             <w:pPr>
               <w:pStyle w:val="TableParagraph"/>
               <w:spacing w:line="360" w:lineRule="auto"/>
-              <w:rPr>
-                <w:sz w:val="12"/>
-                <w:szCs w:val="12"/>
-              </w:rPr>
-            </w:pPr>
-          </w:p>
-        </w:tc>
-        <w:tc>
-          <w:tcPr>
-            <w:tcW w:w="23" w:type="dxa"/>
-          </w:tcPr>
-          <w:p>
-            <w:pPr>
-              <w:pStyle w:val="TableParagraph"/>
               <w:rPr>
                 <w:rFonts w:ascii="Times New Roman"/>
                 <w:sz w:val="12"/>
                 <w:lang w:val="en-US"/>
+              </w:rPr>
+            </w:pPr>
+          </w:p>
+        </w:tc>
+        <w:tc>
+          <w:tcPr>
+            <w:tcW w:w="23" w:type="dxa"/>
+          </w:tcPr>
+          <w:p>
+            <w:pPr>
+              <w:pStyle w:val="TableParagraph"/>
+              <w:rPr>
+                <w:rFonts w:ascii="Times New Roman"/>
+                <w:sz w:val="12"/>
               </w:rPr>
             </w:pPr>
           </w:p>
@@ -791,7 +1210,7 @@
         <w:trPr>
           <w:gridAfter w:val="3"/>
           <w:wAfter w:w="267" w:type="dxa"/>
-          <w:trHeight w:val="247"/>
+          <w:trHeight w:val="253"/>
         </w:trPr>
         <w:tc>
           <w:tcPr>
@@ -801,7 +1220,7 @@
           <w:p>
             <w:pPr>
               <w:pStyle w:val="TableParagraph"/>
-              <w:spacing w:before="47"/>
+              <w:spacing w:before="43"/>
               <w:ind w:left="33"/>
               <w:rPr>
                 <w:rFonts w:ascii="Tahoma"/>
@@ -811,53 +1230,11 @@
             <w:r>
               <w:rPr>
                 <w:rFonts w:ascii="Tahoma"/>
+                <w:spacing w:val="-2"/>
                 <w:w w:val="105"/>
                 <w:sz w:val="13"/>
               </w:rPr>
-              <w:t>NO.</w:t>
-            </w:r>
-            <w:r>
-              <w:rPr>
-                <w:rFonts w:ascii="Tahoma"/>
-                <w:spacing w:val="-4"/>
-                <w:w w:val="105"/>
-                <w:sz w:val="13"/>
-              </w:rPr>
-              <w:t xml:space="preserve"> </w:t>
-            </w:r>
-            <w:r>
-              <w:rPr>
-                <w:rFonts w:ascii="Tahoma"/>
-                <w:w w:val="105"/>
-                <w:sz w:val="13"/>
-              </w:rPr>
-              <w:t>TLP</w:t>
-            </w:r>
-            <w:r>
-              <w:rPr>
-                <w:rFonts w:ascii="Tahoma"/>
-                <w:spacing w:val="-4"/>
-                <w:w w:val="105"/>
-                <w:sz w:val="13"/>
-              </w:rPr>
-              <w:t xml:space="preserve"> </w:t>
-            </w:r>
-            <w:r>
-              <w:rPr>
-                <w:rFonts w:ascii="Tahoma"/>
-                <w:w w:val="105"/>
-                <w:sz w:val="13"/>
-              </w:rPr>
-              <w:t>/</w:t>
-            </w:r>
-            <w:r>
-              <w:rPr>
-                <w:rFonts w:ascii="Tahoma"/>
-                <w:spacing w:val="-5"/>
-                <w:w w:val="105"/>
-                <w:sz w:val="13"/>
-              </w:rPr>
-              <w:t xml:space="preserve"> HP</w:t>
+              <w:t>PEKERJAAN</w:t>
             </w:r>
           </w:p>
         </w:tc>
@@ -869,12 +1246,13 @@
           <w:p>
             <w:pPr>
               <w:pStyle w:val="TableParagraph"/>
-              <w:spacing w:before="47" w:line="360" w:lineRule="auto"/>
+              <w:spacing w:before="43" w:line="360" w:lineRule="auto"/>
               <w:ind w:right="42"/>
               <w:rPr>
-                <w:rFonts w:ascii="Tahoma"/>
+                <w:rFonts w:ascii="Times New Roman" w:hAnsi="Times New Roman" w:cs="Times New Roman"/>
                 <w:bCs/>
-                <w:sz w:val="13"/>
+                <w:sz w:val="12"/>
+                <w:szCs w:val="12"/>
                 <w:lang w:val="en-US"/>
               </w:rPr>
             </w:pPr>
@@ -920,511 +1298,7 @@
                 <w:szCs w:val="12"/>
                 <w:lang w:val="en-US"/>
               </w:rPr>
-              <w:t>${</w:t>
-            </w:r>
-            <w:proofErr w:type="spellStart"/>
-            <w:r>
-              <w:rPr>
-                <w:rFonts w:ascii="Times New Roman" w:hAnsi="Times New Roman" w:cs="Times New Roman"/>
-                <w:bCs/>
-                <w:spacing w:val="-10"/>
-                <w:w w:val="105"/>
-                <w:sz w:val="12"/>
-                <w:szCs w:val="12"/>
-                <w:lang w:val="en-US"/>
-              </w:rPr>
-              <w:t>no_telp</w:t>
-            </w:r>
-            <w:proofErr w:type="spellEnd"/>
-            <w:r>
-              <w:rPr>
-                <w:rFonts w:ascii="Times New Roman" w:hAnsi="Times New Roman" w:cs="Times New Roman"/>
-                <w:bCs/>
-                <w:spacing w:val="-10"/>
-                <w:w w:val="105"/>
-                <w:sz w:val="12"/>
-                <w:szCs w:val="12"/>
-                <w:lang w:val="en-US"/>
-              </w:rPr>
-              <w:t>}</w:t>
-            </w:r>
-          </w:p>
-        </w:tc>
-        <w:tc>
-          <w:tcPr>
-            <w:tcW w:w="2243" w:type="dxa"/>
-            <w:gridSpan w:val="3"/>
-          </w:tcPr>
-          <w:p>
-            <w:pPr>
-              <w:pStyle w:val="TableParagraph"/>
-              <w:spacing w:line="360" w:lineRule="auto"/>
-              <w:rPr>
-                <w:rFonts w:ascii="Times New Roman"/>
-                <w:sz w:val="12"/>
-                <w:lang w:val="en-US"/>
-              </w:rPr>
-            </w:pPr>
-          </w:p>
-        </w:tc>
-        <w:tc>
-          <w:tcPr>
-            <w:tcW w:w="23" w:type="dxa"/>
-          </w:tcPr>
-          <w:p>
-            <w:pPr>
-              <w:pStyle w:val="TableParagraph"/>
-              <w:rPr>
-                <w:rFonts w:ascii="Times New Roman"/>
-                <w:sz w:val="12"/>
-              </w:rPr>
-            </w:pPr>
-          </w:p>
-        </w:tc>
-        <w:tc>
-          <w:tcPr>
-            <w:tcW w:w="344" w:type="dxa"/>
-            <w:gridSpan w:val="3"/>
-          </w:tcPr>
-          <w:p>
-            <w:pPr>
-              <w:pStyle w:val="TableParagraph"/>
-              <w:rPr>
-                <w:rFonts w:ascii="Times New Roman"/>
-                <w:sz w:val="12"/>
-              </w:rPr>
-            </w:pPr>
-          </w:p>
-        </w:tc>
-        <w:tc>
-          <w:tcPr>
-            <w:tcW w:w="630" w:type="dxa"/>
-            <w:gridSpan w:val="3"/>
-          </w:tcPr>
-          <w:p>
-            <w:pPr>
-              <w:pStyle w:val="TableParagraph"/>
-              <w:rPr>
-                <w:rFonts w:ascii="Times New Roman"/>
-                <w:sz w:val="12"/>
-              </w:rPr>
-            </w:pPr>
-          </w:p>
-        </w:tc>
-        <w:tc>
-          <w:tcPr>
-            <w:tcW w:w="209" w:type="dxa"/>
-            <w:gridSpan w:val="2"/>
-          </w:tcPr>
-          <w:p>
-            <w:pPr>
-              <w:pStyle w:val="TableParagraph"/>
-              <w:rPr>
-                <w:rFonts w:ascii="Times New Roman"/>
-                <w:sz w:val="12"/>
-              </w:rPr>
-            </w:pPr>
-          </w:p>
-        </w:tc>
-        <w:tc>
-          <w:tcPr>
-            <w:tcW w:w="1443" w:type="dxa"/>
-            <w:gridSpan w:val="3"/>
-          </w:tcPr>
-          <w:p>
-            <w:pPr>
-              <w:pStyle w:val="TableParagraph"/>
-              <w:rPr>
-                <w:rFonts w:ascii="Times New Roman"/>
-                <w:sz w:val="12"/>
-              </w:rPr>
-            </w:pPr>
-          </w:p>
-        </w:tc>
-      </w:tr>
-      <w:tr>
-        <w:trPr>
-          <w:gridAfter w:val="3"/>
-          <w:wAfter w:w="267" w:type="dxa"/>
-          <w:trHeight w:val="243"/>
-        </w:trPr>
-        <w:tc>
-          <w:tcPr>
-            <w:tcW w:w="3159" w:type="dxa"/>
-            <w:gridSpan w:val="2"/>
-          </w:tcPr>
-          <w:p>
-            <w:pPr>
-              <w:pStyle w:val="TableParagraph"/>
-              <w:spacing w:before="47"/>
-              <w:ind w:left="33"/>
-              <w:rPr>
-                <w:rFonts w:ascii="Tahoma"/>
-                <w:sz w:val="13"/>
-              </w:rPr>
-            </w:pPr>
-            <w:r>
-              <w:rPr>
-                <w:rFonts w:ascii="Tahoma"/>
-                <w:w w:val="105"/>
-                <w:sz w:val="13"/>
-              </w:rPr>
-              <w:t>NO.</w:t>
-            </w:r>
-            <w:r>
-              <w:rPr>
-                <w:rFonts w:ascii="Tahoma"/>
-                <w:spacing w:val="-4"/>
-                <w:w w:val="105"/>
-                <w:sz w:val="13"/>
-              </w:rPr>
-              <w:t xml:space="preserve"> </w:t>
-            </w:r>
-            <w:r>
-              <w:rPr>
-                <w:rFonts w:ascii="Tahoma"/>
-                <w:w w:val="105"/>
-                <w:sz w:val="13"/>
-              </w:rPr>
-              <w:t>KTP</w:t>
-            </w:r>
-            <w:r>
-              <w:rPr>
-                <w:rFonts w:ascii="Tahoma"/>
-                <w:spacing w:val="-4"/>
-                <w:w w:val="105"/>
-                <w:sz w:val="13"/>
-              </w:rPr>
-              <w:t xml:space="preserve"> </w:t>
-            </w:r>
-            <w:r>
-              <w:rPr>
-                <w:rFonts w:ascii="Tahoma"/>
-                <w:w w:val="105"/>
-                <w:sz w:val="13"/>
-              </w:rPr>
-              <w:t>/</w:t>
-            </w:r>
-            <w:r>
-              <w:rPr>
-                <w:rFonts w:ascii="Tahoma"/>
-                <w:spacing w:val="-4"/>
-                <w:w w:val="105"/>
-                <w:sz w:val="13"/>
-              </w:rPr>
-              <w:t xml:space="preserve"> </w:t>
-            </w:r>
-            <w:r>
-              <w:rPr>
-                <w:rFonts w:ascii="Tahoma"/>
-                <w:spacing w:val="-2"/>
-                <w:w w:val="105"/>
-                <w:sz w:val="13"/>
-              </w:rPr>
-              <w:t>N.I.K.</w:t>
-            </w:r>
-          </w:p>
-        </w:tc>
-        <w:tc>
-          <w:tcPr>
-            <w:tcW w:w="1170" w:type="dxa"/>
-            <w:gridSpan w:val="3"/>
-          </w:tcPr>
-          <w:p>
-            <w:pPr>
-              <w:pStyle w:val="TableParagraph"/>
-              <w:spacing w:before="47" w:line="360" w:lineRule="auto"/>
-              <w:ind w:right="42"/>
-              <w:rPr>
-                <w:rFonts w:ascii="Tahoma"/>
-                <w:b/>
-                <w:sz w:val="13"/>
-                <w:lang w:val="en-US"/>
-              </w:rPr>
-            </w:pPr>
-            <w:r>
-              <w:rPr>
-                <w:rFonts w:ascii="Tahoma"/>
-                <w:b/>
-                <w:spacing w:val="-10"/>
-                <w:w w:val="105"/>
-                <w:sz w:val="13"/>
-                <w:lang w:val="en-US"/>
-              </w:rPr>
-              <w:t xml:space="preserve">      </w:t>
-            </w:r>
-            <w:r>
-              <w:rPr>
-                <w:rFonts w:ascii="Tahoma"/>
-                <w:b/>
-                <w:spacing w:val="-10"/>
-                <w:w w:val="105"/>
-                <w:sz w:val="13"/>
-              </w:rPr>
-              <w:t>:</w:t>
-            </w:r>
-            <w:r>
-              <w:rPr>
-                <w:rFonts w:ascii="Tahoma"/>
-                <w:b/>
-                <w:spacing w:val="-10"/>
-                <w:w w:val="105"/>
-                <w:sz w:val="13"/>
-                <w:lang w:val="en-US"/>
-              </w:rPr>
-              <w:t xml:space="preserve"> </w:t>
-            </w:r>
-            <w:r>
-              <w:rPr>
-                <w:rFonts w:ascii="Times New Roman" w:hAnsi="Times New Roman" w:cs="Times New Roman"/>
-                <w:bCs/>
-                <w:spacing w:val="-10"/>
-                <w:w w:val="105"/>
-                <w:sz w:val="12"/>
-                <w:szCs w:val="12"/>
-                <w:lang w:val="en-US"/>
-              </w:rPr>
-              <w:t>${</w:t>
-            </w:r>
-            <w:proofErr w:type="spellStart"/>
-            <w:r>
-              <w:rPr>
-                <w:rFonts w:ascii="Times New Roman" w:hAnsi="Times New Roman" w:cs="Times New Roman"/>
-                <w:bCs/>
-                <w:spacing w:val="-10"/>
-                <w:w w:val="105"/>
-                <w:sz w:val="12"/>
-                <w:szCs w:val="12"/>
-                <w:lang w:val="en-US"/>
-              </w:rPr>
-              <w:t>no_ktp</w:t>
-            </w:r>
-            <w:proofErr w:type="spellEnd"/>
-            <w:r>
-              <w:rPr>
-                <w:rFonts w:ascii="Times New Roman" w:hAnsi="Times New Roman" w:cs="Times New Roman"/>
-                <w:bCs/>
-                <w:spacing w:val="-10"/>
-                <w:w w:val="105"/>
-                <w:sz w:val="12"/>
-                <w:szCs w:val="12"/>
-                <w:lang w:val="en-US"/>
-              </w:rPr>
-              <w:t>}</w:t>
-            </w:r>
-          </w:p>
-        </w:tc>
-        <w:tc>
-          <w:tcPr>
-            <w:tcW w:w="2513" w:type="dxa"/>
-            <w:gridSpan w:val="5"/>
-          </w:tcPr>
-          <w:p>
-            <w:pPr>
-              <w:pStyle w:val="TableParagraph"/>
-              <w:spacing w:line="360" w:lineRule="auto"/>
-              <w:rPr>
-                <w:rFonts w:ascii="Times New Roman"/>
-                <w:sz w:val="12"/>
-                <w:lang w:val="en-US"/>
-              </w:rPr>
-            </w:pPr>
-          </w:p>
-        </w:tc>
-        <w:tc>
-          <w:tcPr>
-            <w:tcW w:w="23" w:type="dxa"/>
-          </w:tcPr>
-          <w:p>
-            <w:pPr>
-              <w:pStyle w:val="TableParagraph"/>
-              <w:rPr>
-                <w:rFonts w:ascii="Times New Roman"/>
-                <w:sz w:val="12"/>
-              </w:rPr>
-            </w:pPr>
-          </w:p>
-        </w:tc>
-        <w:tc>
-          <w:tcPr>
-            <w:tcW w:w="344" w:type="dxa"/>
-            <w:gridSpan w:val="3"/>
-          </w:tcPr>
-          <w:p>
-            <w:pPr>
-              <w:pStyle w:val="TableParagraph"/>
-              <w:rPr>
-                <w:rFonts w:ascii="Times New Roman"/>
-                <w:sz w:val="12"/>
-              </w:rPr>
-            </w:pPr>
-          </w:p>
-        </w:tc>
-        <w:tc>
-          <w:tcPr>
-            <w:tcW w:w="630" w:type="dxa"/>
-            <w:gridSpan w:val="3"/>
-          </w:tcPr>
-          <w:p>
-            <w:pPr>
-              <w:pStyle w:val="TableParagraph"/>
-              <w:rPr>
-                <w:rFonts w:ascii="Times New Roman"/>
-                <w:sz w:val="12"/>
-              </w:rPr>
-            </w:pPr>
-          </w:p>
-        </w:tc>
-        <w:tc>
-          <w:tcPr>
-            <w:tcW w:w="209" w:type="dxa"/>
-            <w:gridSpan w:val="2"/>
-          </w:tcPr>
-          <w:p>
-            <w:pPr>
-              <w:pStyle w:val="TableParagraph"/>
-              <w:rPr>
-                <w:rFonts w:ascii="Times New Roman"/>
-                <w:sz w:val="12"/>
-              </w:rPr>
-            </w:pPr>
-          </w:p>
-        </w:tc>
-        <w:tc>
-          <w:tcPr>
-            <w:tcW w:w="1443" w:type="dxa"/>
-            <w:gridSpan w:val="3"/>
-          </w:tcPr>
-          <w:p>
-            <w:pPr>
-              <w:pStyle w:val="TableParagraph"/>
-              <w:rPr>
-                <w:rFonts w:ascii="Times New Roman"/>
-                <w:sz w:val="12"/>
-              </w:rPr>
-            </w:pPr>
-          </w:p>
-        </w:tc>
-      </w:tr>
-      <w:tr>
-        <w:trPr>
-          <w:gridAfter w:val="3"/>
-          <w:wAfter w:w="267" w:type="dxa"/>
-          <w:trHeight w:val="253"/>
-        </w:trPr>
-        <w:tc>
-          <w:tcPr>
-            <w:tcW w:w="3159" w:type="dxa"/>
-            <w:gridSpan w:val="2"/>
-          </w:tcPr>
-          <w:p>
-            <w:pPr>
-              <w:pStyle w:val="TableParagraph"/>
-              <w:spacing w:before="43"/>
-              <w:ind w:left="33"/>
-              <w:rPr>
-                <w:rFonts w:ascii="Tahoma"/>
-                <w:sz w:val="13"/>
-              </w:rPr>
-            </w:pPr>
-            <w:r>
-              <w:rPr>
-                <w:rFonts w:ascii="Tahoma"/>
-                <w:spacing w:val="-2"/>
-                <w:w w:val="105"/>
-                <w:sz w:val="13"/>
-              </w:rPr>
-              <w:t>PEKERJAAN</w:t>
-            </w:r>
-          </w:p>
-        </w:tc>
-        <w:tc>
-          <w:tcPr>
-            <w:tcW w:w="1440" w:type="dxa"/>
-            <w:gridSpan w:val="5"/>
-          </w:tcPr>
-          <w:p>
-            <w:pPr>
-              <w:pStyle w:val="TableParagraph"/>
-              <w:spacing w:before="43" w:line="360" w:lineRule="auto"/>
-              <w:ind w:right="42"/>
-              <w:rPr>
-                <w:rFonts w:ascii="Times New Roman" w:hAnsi="Times New Roman" w:cs="Times New Roman"/>
-                <w:bCs/>
-                <w:sz w:val="12"/>
-                <w:szCs w:val="12"/>
-                <w:lang w:val="en-US"/>
-              </w:rPr>
-            </w:pPr>
-            <w:r>
-              <w:rPr>
-                <w:rFonts w:ascii="Tahoma"/>
-                <w:b/>
-                <w:spacing w:val="-10"/>
-                <w:w w:val="105"/>
-                <w:sz w:val="13"/>
-                <w:lang w:val="en-US"/>
-              </w:rPr>
-              <w:t xml:space="preserve">      </w:t>
-            </w:r>
-            <w:r>
-              <w:rPr>
-                <w:rFonts w:ascii="Tahoma"/>
-                <w:b/>
-                <w:spacing w:val="-10"/>
-                <w:w w:val="105"/>
-                <w:sz w:val="13"/>
-              </w:rPr>
-              <w:t>:</w:t>
-            </w:r>
-            <w:r>
-              <w:rPr>
-                <w:rFonts w:ascii="Tahoma"/>
-                <w:b/>
-                <w:spacing w:val="-10"/>
-                <w:w w:val="105"/>
-                <w:sz w:val="13"/>
-                <w:lang w:val="en-US"/>
-              </w:rPr>
-              <w:t xml:space="preserve"> </w:t>
-            </w:r>
-            <w:r>
-              <w:rPr>
-                <w:rFonts w:ascii="Times New Roman" w:hAnsi="Times New Roman" w:cs="Times New Roman"/>
-                <w:bCs/>
-                <w:spacing w:val="-10"/>
-                <w:w w:val="105"/>
-                <w:sz w:val="12"/>
-                <w:szCs w:val="12"/>
-                <w:lang w:val="en-US"/>
-              </w:rPr>
-              <w:t>${</w:t>
-            </w:r>
-            <w:proofErr w:type="spellStart"/>
-            <w:r>
-              <w:rPr>
-                <w:rFonts w:ascii="Times New Roman" w:hAnsi="Times New Roman" w:cs="Times New Roman"/>
-                <w:bCs/>
-                <w:spacing w:val="-10"/>
-                <w:w w:val="105"/>
-                <w:sz w:val="12"/>
-                <w:szCs w:val="12"/>
-                <w:lang w:val="en-US"/>
-              </w:rPr>
-              <w:t>pekerjaan</w:t>
-            </w:r>
-            <w:proofErr w:type="spellEnd"/>
-            <w:r>
-              <w:rPr>
-                <w:rFonts w:ascii="Times New Roman" w:hAnsi="Times New Roman" w:cs="Times New Roman"/>
-                <w:bCs/>
-                <w:spacing w:val="-10"/>
-                <w:w w:val="105"/>
-                <w:sz w:val="12"/>
-                <w:szCs w:val="12"/>
-                <w:lang w:val="en-US"/>
-              </w:rPr>
-              <w:t>}</w:t>
+              <w:t>${pekerjaan}</w:t>
             </w:r>
           </w:p>
         </w:tc>
@@ -1640,10 +1514,25 @@
             </w:pPr>
             <w:r>
               <w:rPr>
-                <w:rFonts w:ascii="Segoe UI Symbol" w:hAnsi="Segoe UI Symbol"/>
                 <w:sz w:val="15"/>
-              </w:rPr>
-              <w:t>☐</w:t>
+                <w:szCs w:val="15"/>
+              </w:rPr>
+              <w:t>${</w:t>
+            </w:r>
+            <w:r>
+              <w:rPr>
+                <w:sz w:val="15"/>
+                <w:szCs w:val="15"/>
+                <w:lang w:val="en-US"/>
+              </w:rPr>
+              <w:t>a</w:t>
+            </w:r>
+            <w:r>
+              <w:rPr>
+                <w:sz w:val="15"/>
+                <w:szCs w:val="15"/>
+              </w:rPr>
+              <w:t>}</w:t>
             </w:r>
             <w:r>
               <w:rPr>
@@ -1689,17 +1578,31 @@
             </w:r>
             <w:r>
               <w:rPr>
+                <w:sz w:val="15"/>
+                <w:szCs w:val="15"/>
+              </w:rPr>
+              <w:t>${</w:t>
+            </w:r>
+            <w:r>
+              <w:rPr>
+                <w:sz w:val="15"/>
+                <w:szCs w:val="15"/>
+                <w:lang w:val="en-US"/>
+              </w:rPr>
+              <w:t>b</w:t>
+            </w:r>
+            <w:r>
+              <w:rPr>
+                <w:sz w:val="15"/>
+                <w:szCs w:val="15"/>
+              </w:rPr>
+              <w:t>}</w:t>
+            </w:r>
+            <w:r>
+              <w:rPr>
                 <w:rFonts w:ascii="Segoe UI Symbol" w:hAnsi="Segoe UI Symbol"/>
                 <w:sz w:val="15"/>
-              </w:rPr>
-              <w:t>☐</w:t>
-            </w:r>
-            <w:r>
-              <w:rPr>
-                <w:rFonts w:ascii="Segoe UI Symbol" w:hAnsi="Segoe UI Symbol"/>
-                <w:spacing w:val="73"/>
-                <w:w w:val="150"/>
-                <w:sz w:val="15"/>
+                <w:lang w:val="en-US"/>
               </w:rPr>
               <w:t xml:space="preserve"> </w:t>
             </w:r>
@@ -1778,11 +1681,33 @@
             </w:r>
             <w:r>
               <w:rPr>
+                <w:sz w:val="15"/>
+                <w:szCs w:val="15"/>
+              </w:rPr>
+              <w:t>${</w:t>
+            </w:r>
+            <w:r>
+              <w:rPr>
+                <w:sz w:val="15"/>
+                <w:szCs w:val="15"/>
+                <w:lang w:val="en-US"/>
+              </w:rPr>
+              <w:t>c</w:t>
+            </w:r>
+            <w:r>
+              <w:rPr>
+                <w:sz w:val="15"/>
+                <w:szCs w:val="15"/>
+              </w:rPr>
+              <w:t>}</w:t>
+            </w:r>
+            <w:r>
+              <w:rPr>
                 <w:rFonts w:ascii="Segoe UI Symbol" w:hAnsi="Segoe UI Symbol"/>
-                <w:spacing w:val="-10"/>
                 <w:sz w:val="15"/>
-              </w:rPr>
-              <w:t>☐</w:t>
+                <w:lang w:val="en-US"/>
+              </w:rPr>
+              <w:t xml:space="preserve"> </w:t>
             </w:r>
             <w:r>
               <w:rPr>
@@ -1791,7 +1716,7 @@
                 <w:sz w:val="15"/>
                 <w:lang w:val="en-US"/>
               </w:rPr>
-              <w:t xml:space="preserve">  </w:t>
+              <w:t xml:space="preserve"> </w:t>
             </w:r>
             <w:r>
               <w:rPr>
@@ -1996,6 +1921,36 @@
             </w:pPr>
             <w:r>
               <w:rPr>
+                <w:sz w:val="15"/>
+                <w:szCs w:val="15"/>
+              </w:rPr>
+              <w:t>${</w:t>
+            </w:r>
+            <w:r>
+              <w:rPr>
+                <w:sz w:val="15"/>
+                <w:szCs w:val="15"/>
+                <w:lang w:val="en-US"/>
+              </w:rPr>
+              <w:t>d</w:t>
+            </w:r>
+            <w:r>
+              <w:rPr>
+                <w:sz w:val="15"/>
+                <w:szCs w:val="15"/>
+              </w:rPr>
+              <w:t>}</w:t>
+            </w:r>
+            <w:r>
+              <w:rPr>
+                <w:sz w:val="15"/>
+                <w:szCs w:val="15"/>
+                <w:lang w:val="en-US"/>
+              </w:rPr>
+              <w:t xml:space="preserve"> </w:t>
+            </w:r>
+            <w:r>
+              <w:rPr>
                 <w:rFonts w:ascii="Arial MT" w:hAnsi="Arial MT"/>
                 <w:position w:val="1"/>
                 <w:sz w:val="13"/>
@@ -2047,16 +2002,32 @@
             </w:r>
             <w:r>
               <w:rPr>
-                <w:rFonts w:ascii="Segoe UI Symbol" w:hAnsi="Segoe UI Symbol"/>
                 <w:sz w:val="15"/>
-              </w:rPr>
-              <w:t>☐</w:t>
+                <w:szCs w:val="15"/>
+              </w:rPr>
+              <w:t>${</w:t>
+            </w:r>
+            <w:r>
+              <w:rPr>
+                <w:sz w:val="15"/>
+                <w:szCs w:val="15"/>
+                <w:lang w:val="en-US"/>
+              </w:rPr>
+              <w:t>e</w:t>
+            </w:r>
+            <w:r>
+              <w:rPr>
+                <w:sz w:val="15"/>
+                <w:szCs w:val="15"/>
+              </w:rPr>
+              <w:t>}</w:t>
             </w:r>
             <w:r>
               <w:rPr>
                 <w:rFonts w:ascii="Segoe UI Symbol" w:hAnsi="Segoe UI Symbol"/>
                 <w:spacing w:val="61"/>
                 <w:sz w:val="15"/>
+                <w:lang w:val="en-US"/>
               </w:rPr>
               <w:t xml:space="preserve"> </w:t>
             </w:r>
@@ -2241,15 +2212,30 @@
             </w:pPr>
             <w:r>
               <w:rPr>
-                <w:rFonts w:ascii="Segoe UI Symbol" w:hAnsi="Segoe UI Symbol"/>
                 <w:sz w:val="15"/>
-              </w:rPr>
-              <w:t>☐</w:t>
-            </w:r>
-            <w:r>
-              <w:rPr>
-                <w:rFonts w:ascii="Segoe UI Symbol" w:hAnsi="Segoe UI Symbol"/>
+                <w:szCs w:val="15"/>
+              </w:rPr>
+              <w:t>${</w:t>
+            </w:r>
+            <w:r>
+              <w:rPr>
                 <w:sz w:val="15"/>
+                <w:szCs w:val="15"/>
+                <w:lang w:val="en-US"/>
+              </w:rPr>
+              <w:t>f</w:t>
+            </w:r>
+            <w:r>
+              <w:rPr>
+                <w:sz w:val="15"/>
+                <w:szCs w:val="15"/>
+              </w:rPr>
+              <w:t>}</w:t>
+            </w:r>
+            <w:r>
+              <w:rPr>
+                <w:sz w:val="15"/>
+                <w:szCs w:val="15"/>
                 <w:lang w:val="en-US"/>
               </w:rPr>
               <w:t xml:space="preserve"> </w:t>
@@ -2269,20 +2255,45 @@
                 <w:position w:val="1"/>
                 <w:sz w:val="13"/>
               </w:rPr>
-              <w:t xml:space="preserve">  </w:t>
-            </w:r>
-            <w:r>
-              <w:rPr>
-                <w:rFonts w:ascii="Segoe UI Symbol" w:hAnsi="Segoe UI Symbol"/>
+              <w:t xml:space="preserve"> </w:t>
+            </w:r>
+            <w:r>
+              <w:rPr>
+                <w:rFonts w:ascii="Arial MT" w:hAnsi="Arial MT"/>
+                <w:spacing w:val="36"/>
+                <w:position w:val="1"/>
+                <w:sz w:val="13"/>
+                <w:lang w:val="en-US"/>
+              </w:rPr>
+              <w:t xml:space="preserve"> </w:t>
+            </w:r>
+            <w:r>
+              <w:rPr>
                 <w:sz w:val="15"/>
-              </w:rPr>
-              <w:t>☐</w:t>
-            </w:r>
-            <w:r>
-              <w:rPr>
-                <w:rFonts w:ascii="Segoe UI Symbol" w:hAnsi="Segoe UI Symbol"/>
-                <w:spacing w:val="72"/>
+                <w:szCs w:val="15"/>
+              </w:rPr>
+              <w:t>${</w:t>
+            </w:r>
+            <w:r>
+              <w:rPr>
                 <w:sz w:val="15"/>
+                <w:szCs w:val="15"/>
+                <w:lang w:val="en-US"/>
+              </w:rPr>
+              <w:t>g</w:t>
+            </w:r>
+            <w:r>
+              <w:rPr>
+                <w:sz w:val="15"/>
+                <w:szCs w:val="15"/>
+              </w:rPr>
+              <w:t>}</w:t>
+            </w:r>
+            <w:r>
+              <w:rPr>
+                <w:sz w:val="15"/>
+                <w:szCs w:val="15"/>
+                <w:lang w:val="en-US"/>
               </w:rPr>
               <w:t xml:space="preserve"> </w:t>
             </w:r>
@@ -2305,17 +2316,30 @@
             </w:r>
             <w:r>
               <w:rPr>
-                <w:rFonts w:ascii="Segoe UI Symbol" w:hAnsi="Segoe UI Symbol"/>
                 <w:sz w:val="15"/>
-              </w:rPr>
-              <w:t>☐</w:t>
-            </w:r>
-            <w:r>
-              <w:rPr>
-                <w:rFonts w:ascii="Segoe UI Symbol" w:hAnsi="Segoe UI Symbol"/>
-                <w:spacing w:val="67"/>
-                <w:w w:val="150"/>
+                <w:szCs w:val="15"/>
+              </w:rPr>
+              <w:t>${</w:t>
+            </w:r>
+            <w:r>
+              <w:rPr>
                 <w:sz w:val="15"/>
+                <w:szCs w:val="15"/>
+                <w:lang w:val="en-US"/>
+              </w:rPr>
+              <w:t>h</w:t>
+            </w:r>
+            <w:r>
+              <w:rPr>
+                <w:sz w:val="15"/>
+                <w:szCs w:val="15"/>
+              </w:rPr>
+              <w:t>}</w:t>
+            </w:r>
+            <w:r>
+              <w:rPr>
+                <w:sz w:val="15"/>
+                <w:szCs w:val="15"/>
                 <w:lang w:val="en-US"/>
               </w:rPr>
               <w:t xml:space="preserve"> </w:t>
@@ -2339,16 +2363,39 @@
             </w:r>
             <w:r>
               <w:rPr>
-                <w:rFonts w:ascii="Segoe UI Symbol" w:hAnsi="Segoe UI Symbol"/>
+                <w:rFonts w:ascii="Arial MT" w:hAnsi="Arial MT"/>
+                <w:position w:val="1"/>
+                <w:sz w:val="13"/>
+                <w:lang w:val="en-US"/>
+              </w:rPr>
+              <w:t xml:space="preserve"> </w:t>
+            </w:r>
+            <w:r>
+              <w:rPr>
                 <w:sz w:val="15"/>
-              </w:rPr>
-              <w:t>☐</w:t>
-            </w:r>
-            <w:r>
-              <w:rPr>
-                <w:rFonts w:ascii="Segoe UI Symbol" w:hAnsi="Segoe UI Symbol"/>
-                <w:spacing w:val="61"/>
+                <w:szCs w:val="15"/>
+              </w:rPr>
+              <w:t>${</w:t>
+            </w:r>
+            <w:r>
+              <w:rPr>
                 <w:sz w:val="15"/>
+                <w:szCs w:val="15"/>
+                <w:lang w:val="en-US"/>
+              </w:rPr>
+              <w:t>i</w:t>
+            </w:r>
+            <w:r>
+              <w:rPr>
+                <w:sz w:val="15"/>
+                <w:szCs w:val="15"/>
+              </w:rPr>
+              <w:t>}</w:t>
+            </w:r>
+            <w:r>
+              <w:rPr>
+                <w:sz w:val="15"/>
+                <w:szCs w:val="15"/>
                 <w:lang w:val="en-US"/>
               </w:rPr>
               <w:t xml:space="preserve"> </w:t>
@@ -2365,20 +2412,99 @@
             <w:r>
               <w:rPr>
                 <w:rFonts w:ascii="Arial MT" w:hAnsi="Arial MT"/>
+                <w:spacing w:val="-2"/>
                 <w:position w:val="1"/>
                 <w:sz w:val="13"/>
-              </w:rPr>
-              <w:tab/>
-            </w:r>
-            <w:r>
-              <w:rPr>
-                <w:rFonts w:ascii="Arial MT" w:hAnsi="Arial MT"/>
-                <w:position w:val="1"/>
-                <w:sz w:val="13"/>
                 <w:lang w:val="en-US"/>
               </w:rPr>
-              <w:t xml:space="preserve">        </w:t>
-            </w:r>
+              <w:t xml:space="preserve">               </w:t>
+            </w:r>
+            <w:r>
+              <w:rPr>
+                <w:sz w:val="15"/>
+                <w:szCs w:val="15"/>
+              </w:rPr>
+              <w:t>${</w:t>
+            </w:r>
+            <w:r>
+              <w:rPr>
+                <w:sz w:val="15"/>
+                <w:szCs w:val="15"/>
+                <w:lang w:val="en-US"/>
+              </w:rPr>
+              <w:t>j</w:t>
+            </w:r>
+            <w:r>
+              <w:rPr>
+                <w:sz w:val="15"/>
+                <w:szCs w:val="15"/>
+              </w:rPr>
+              <w:t>}</w:t>
+            </w:r>
+          </w:p>
+        </w:tc>
+        <w:tc>
+          <w:tcPr>
+            <w:tcW w:w="630" w:type="dxa"/>
+            <w:gridSpan w:val="3"/>
+          </w:tcPr>
+          <w:p>
+            <w:pPr>
+              <w:pStyle w:val="TableParagraph"/>
+              <w:spacing w:before="44" w:line="149" w:lineRule="exact"/>
+              <w:ind w:right="45"/>
+              <w:rPr>
+                <w:rFonts w:ascii="Arial MT"/>
+                <w:sz w:val="13"/>
+                <w:lang w:val="en-US"/>
+              </w:rPr>
+            </w:pPr>
+            <w:r>
+              <w:rPr>
+                <w:rFonts w:ascii="Arial MT"/>
+                <w:spacing w:val="-10"/>
+                <w:w w:val="105"/>
+                <w:sz w:val="13"/>
+                <w:lang w:val="en-US"/>
+              </w:rPr>
+              <w:t xml:space="preserve"> </w:t>
+            </w:r>
+            <w:r>
+              <w:rPr>
+                <w:rFonts w:ascii="Arial MT"/>
+                <w:spacing w:val="-10"/>
+                <w:w w:val="105"/>
+                <w:sz w:val="13"/>
+              </w:rPr>
+              <w:t>i</w:t>
+            </w:r>
+            <w:r>
+              <w:rPr>
+                <w:rFonts w:ascii="Arial MT"/>
+                <w:spacing w:val="-10"/>
+                <w:w w:val="105"/>
+                <w:sz w:val="13"/>
+                <w:lang w:val="en-US"/>
+              </w:rPr>
+              <w:t>nvestasi</w:t>
+            </w:r>
+          </w:p>
+        </w:tc>
+        <w:tc>
+          <w:tcPr>
+            <w:tcW w:w="209" w:type="dxa"/>
+            <w:gridSpan w:val="2"/>
+          </w:tcPr>
+          <w:p>
+            <w:pPr>
+              <w:pStyle w:val="TableParagraph"/>
+              <w:spacing w:before="11" w:line="182" w:lineRule="exact"/>
+              <w:ind w:left="239"/>
+              <w:rPr>
+                <w:rFonts w:ascii="Segoe UI Symbol" w:hAnsi="Segoe UI Symbol"/>
+                <w:sz w:val="15"/>
+              </w:rPr>
+            </w:pPr>
             <w:r>
               <w:rPr>
                 <w:rFonts w:ascii="Segoe UI Symbol" w:hAnsi="Segoe UI Symbol"/>
@@ -2391,70 +2517,6 @@
         </w:tc>
         <w:tc>
           <w:tcPr>
-            <w:tcW w:w="630" w:type="dxa"/>
-            <w:gridSpan w:val="3"/>
-          </w:tcPr>
-          <w:p>
-            <w:pPr>
-              <w:pStyle w:val="TableParagraph"/>
-              <w:spacing w:before="44" w:line="149" w:lineRule="exact"/>
-              <w:ind w:right="45"/>
-              <w:rPr>
-                <w:rFonts w:ascii="Arial MT"/>
-                <w:sz w:val="13"/>
-                <w:lang w:val="en-US"/>
-              </w:rPr>
-            </w:pPr>
-            <w:r>
-              <w:rPr>
-                <w:rFonts w:ascii="Arial MT"/>
-                <w:spacing w:val="-10"/>
-                <w:w w:val="105"/>
-                <w:sz w:val="13"/>
-              </w:rPr>
-              <w:t>i</w:t>
-            </w:r>
-            <w:proofErr w:type="spellStart"/>
-            <w:r>
-              <w:rPr>
-                <w:rFonts w:ascii="Arial MT"/>
-                <w:spacing w:val="-10"/>
-                <w:w w:val="105"/>
-                <w:sz w:val="13"/>
-                <w:lang w:val="en-US"/>
-              </w:rPr>
-              <w:t>nvestasi</w:t>
-            </w:r>
-            <w:proofErr w:type="spellEnd"/>
-          </w:p>
-        </w:tc>
-        <w:tc>
-          <w:tcPr>
-            <w:tcW w:w="209" w:type="dxa"/>
-            <w:gridSpan w:val="2"/>
-          </w:tcPr>
-          <w:p>
-            <w:pPr>
-              <w:pStyle w:val="TableParagraph"/>
-              <w:spacing w:before="11" w:line="182" w:lineRule="exact"/>
-              <w:ind w:left="239"/>
-              <w:rPr>
-                <w:rFonts w:ascii="Segoe UI Symbol" w:hAnsi="Segoe UI Symbol"/>
-                <w:sz w:val="15"/>
-              </w:rPr>
-            </w:pPr>
-            <w:r>
-              <w:rPr>
-                <w:rFonts w:ascii="Segoe UI Symbol" w:hAnsi="Segoe UI Symbol"/>
-                <w:spacing w:val="-10"/>
-                <w:sz w:val="15"/>
-              </w:rPr>
-              <w:t>☐</w:t>
-            </w:r>
-          </w:p>
-        </w:tc>
-        <w:tc>
-          <w:tcPr>
             <w:tcW w:w="1443" w:type="dxa"/>
             <w:gridSpan w:val="3"/>
           </w:tcPr>
@@ -2470,11 +2532,25 @@
             </w:pPr>
             <w:r>
               <w:rPr>
-                <w:rFonts w:ascii="Segoe UI Symbol" w:hAnsi="Segoe UI Symbol"/>
-                <w:spacing w:val="-10"/>
                 <w:sz w:val="15"/>
-              </w:rPr>
-              <w:t>☐</w:t>
+                <w:szCs w:val="15"/>
+              </w:rPr>
+              <w:t>${</w:t>
+            </w:r>
+            <w:r>
+              <w:rPr>
+                <w:sz w:val="15"/>
+                <w:szCs w:val="15"/>
+                <w:lang w:val="en-US"/>
+              </w:rPr>
+              <w:t>k</w:t>
+            </w:r>
+            <w:r>
+              <w:rPr>
+                <w:sz w:val="15"/>
+                <w:szCs w:val="15"/>
+              </w:rPr>
+              <w:t>}</w:t>
             </w:r>
             <w:r>
               <w:rPr>
@@ -2483,7 +2559,7 @@
                 <w:sz w:val="15"/>
                 <w:lang w:val="en-US"/>
               </w:rPr>
-              <w:t xml:space="preserve">  </w:t>
+              <w:t xml:space="preserve"> </w:t>
             </w:r>
             <w:r>
               <w:rPr>
@@ -2623,21 +2699,39 @@
                 <w:rFonts w:ascii="Arial MT" w:hAnsi="Arial MT"/>
                 <w:position w:val="1"/>
                 <w:sz w:val="13"/>
-              </w:rPr>
-            </w:pPr>
-            <w:r>
-              <w:rPr>
-                <w:rFonts w:ascii="Segoe UI Symbol" w:hAnsi="Segoe UI Symbol"/>
-                <w:sz w:val="15"/>
-              </w:rPr>
-              <w:t>☐</w:t>
-            </w:r>
+                <w:lang w:val="en-US"/>
+              </w:rPr>
+            </w:pPr>
             <w:r>
               <w:rPr>
                 <w:rFonts w:ascii="Segoe UI Symbol" w:hAnsi="Segoe UI Symbol"/>
                 <w:sz w:val="15"/>
                 <w:lang w:val="en-US"/>
               </w:rPr>
+              <w:t>${</w:t>
+            </w:r>
+            <w:r>
+              <w:rPr>
+                <w:rFonts w:ascii="Segoe UI Symbol" w:hAnsi="Segoe UI Symbol"/>
+                <w:sz w:val="15"/>
+                <w:lang w:val="en-US"/>
+              </w:rPr>
+              <w:t>l</w:t>
+            </w:r>
+            <w:r>
+              <w:rPr>
+                <w:rFonts w:ascii="Segoe UI Symbol" w:hAnsi="Segoe UI Symbol"/>
+                <w:sz w:val="15"/>
+                <w:lang w:val="en-US"/>
+              </w:rPr>
+              <w:t>}</w:t>
+            </w:r>
+            <w:r>
+              <w:rPr>
+                <w:rFonts w:ascii="Segoe UI Symbol" w:hAnsi="Segoe UI Symbol"/>
+                <w:sz w:val="15"/>
+                <w:lang w:val="en-US"/>
+              </w:rPr>
               <w:t xml:space="preserve"> </w:t>
             </w:r>
             <w:r>
@@ -2671,15 +2765,33 @@
                 <w:rFonts w:ascii="Arial MT" w:hAnsi="Arial MT"/>
                 <w:position w:val="1"/>
                 <w:sz w:val="13"/>
-              </w:rPr>
-              <w:tab/>
+                <w:lang w:val="en-US"/>
+              </w:rPr>
+              <w:t xml:space="preserve"> </w:t>
             </w:r>
             <w:r>
               <w:rPr>
                 <w:rFonts w:ascii="Segoe UI Symbol" w:hAnsi="Segoe UI Symbol"/>
                 <w:sz w:val="15"/>
-              </w:rPr>
-              <w:t>☐</w:t>
+                <w:lang w:val="en-US"/>
+              </w:rPr>
+              <w:t>${</w:t>
+            </w:r>
+            <w:r>
+              <w:rPr>
+                <w:rFonts w:ascii="Segoe UI Symbol" w:hAnsi="Segoe UI Symbol"/>
+                <w:sz w:val="15"/>
+                <w:lang w:val="en-US"/>
+              </w:rPr>
+              <w:t>m</w:t>
+            </w:r>
+            <w:r>
+              <w:rPr>
+                <w:rFonts w:ascii="Segoe UI Symbol" w:hAnsi="Segoe UI Symbol"/>
+                <w:sz w:val="15"/>
+                <w:lang w:val="en-US"/>
+              </w:rPr>
+              <w:t>}</w:t>
             </w:r>
             <w:r>
               <w:rPr>
@@ -2703,23 +2815,41 @@
                 <w:rFonts w:ascii="Arial MT" w:hAnsi="Arial MT"/>
                 <w:position w:val="1"/>
                 <w:sz w:val="13"/>
-              </w:rPr>
-              <w:tab/>
+                <w:lang w:val="en-US"/>
+              </w:rPr>
+              <w:t xml:space="preserve">      </w:t>
             </w:r>
             <w:r>
               <w:rPr>
                 <w:rFonts w:ascii="Segoe UI Symbol" w:hAnsi="Segoe UI Symbol"/>
                 <w:sz w:val="15"/>
-              </w:rPr>
-              <w:t>☐</w:t>
+                <w:lang w:val="en-US"/>
+              </w:rPr>
+              <w:t>${</w:t>
             </w:r>
             <w:r>
               <w:rPr>
                 <w:rFonts w:ascii="Segoe UI Symbol" w:hAnsi="Segoe UI Symbol"/>
-                <w:spacing w:val="61"/>
                 <w:sz w:val="15"/>
-              </w:rPr>
-              <w:t xml:space="preserve"> </w:t>
+                <w:lang w:val="en-US"/>
+              </w:rPr>
+              <w:t>n</w:t>
+            </w:r>
+            <w:r>
+              <w:rPr>
+                <w:rFonts w:ascii="Segoe UI Symbol" w:hAnsi="Segoe UI Symbol"/>
+                <w:sz w:val="15"/>
+                <w:lang w:val="en-US"/>
+              </w:rPr>
+              <w:t>}</w:t>
+            </w:r>
+            <w:r>
+              <w:rPr>
+                <w:rFonts w:ascii="Segoe UI Symbol" w:hAnsi="Segoe UI Symbol"/>
+                <w:sz w:val="15"/>
+                <w:lang w:val="en-US"/>
+              </w:rPr>
+              <w:t xml:space="preserve">         </w:t>
             </w:r>
             <w:r>
               <w:rPr>
@@ -2730,6 +2860,16 @@
               </w:rPr>
               <w:t>S</w:t>
             </w:r>
+            <w:r>
+              <w:rPr>
+                <w:rFonts w:ascii="Arial MT" w:hAnsi="Arial MT"/>
+                <w:spacing w:val="-10"/>
+                <w:position w:val="1"/>
+                <w:sz w:val="13"/>
+                <w:lang w:val="en-US"/>
+              </w:rPr>
+              <w:t xml:space="preserve"> </w:t>
+            </w:r>
           </w:p>
         </w:tc>
         <w:tc>
@@ -2741,7 +2881,6 @@
             <w:pPr>
               <w:pStyle w:val="TableParagraph"/>
               <w:spacing w:before="68"/>
-              <w:ind w:left="-9"/>
               <w:rPr>
                 <w:rFonts w:ascii="Arial MT"/>
                 <w:sz w:val="13"/>
@@ -2781,15 +2920,31 @@
                 <w:sz w:val="15"/>
                 <w:lang w:val="en-US"/>
               </w:rPr>
-              <w:t xml:space="preserve">             </w:t>
+              <w:t xml:space="preserve">           </w:t>
             </w:r>
             <w:r>
               <w:rPr>
                 <w:rFonts w:ascii="Segoe UI Symbol" w:hAnsi="Segoe UI Symbol"/>
-                <w:spacing w:val="-10"/>
                 <w:sz w:val="15"/>
-              </w:rPr>
-              <w:t>☐</w:t>
+                <w:lang w:val="en-US"/>
+              </w:rPr>
+              <w:t>${</w:t>
+            </w:r>
+            <w:r>
+              <w:rPr>
+                <w:rFonts w:ascii="Segoe UI Symbol" w:hAnsi="Segoe UI Symbol"/>
+                <w:sz w:val="15"/>
+                <w:lang w:val="en-US"/>
+              </w:rPr>
+              <w:t>o</w:t>
+            </w:r>
+            <w:r>
+              <w:rPr>
+                <w:rFonts w:ascii="Segoe UI Symbol" w:hAnsi="Segoe UI Symbol"/>
+                <w:sz w:val="15"/>
+                <w:lang w:val="en-US"/>
+              </w:rPr>
+              <w:t>}</w:t>
             </w:r>
           </w:p>
         </w:tc>
@@ -2990,8 +3145,9 @@
               <w:rPr>
                 <w:rFonts w:ascii="Segoe UI Symbol" w:hAnsi="Segoe UI Symbol"/>
                 <w:sz w:val="15"/>
-              </w:rPr>
-              <w:t>☐</w:t>
+                <w:lang w:val="en-US"/>
+              </w:rPr>
+              <w:t>${p}</w:t>
             </w:r>
             <w:r>
               <w:rPr>
@@ -3022,8 +3178,25 @@
               <w:rPr>
                 <w:rFonts w:ascii="Segoe UI Symbol" w:hAnsi="Segoe UI Symbol"/>
                 <w:sz w:val="15"/>
-              </w:rPr>
-              <w:t>☐</w:t>
+                <w:lang w:val="en-US"/>
+              </w:rPr>
+              <w:t>${</w:t>
+            </w:r>
+            <w:r>
+              <w:rPr>
+                <w:rFonts w:ascii="Segoe UI Symbol" w:hAnsi="Segoe UI Symbol"/>
+                <w:sz w:val="15"/>
+                <w:lang w:val="en-US"/>
+              </w:rPr>
+              <w:t>q</w:t>
+            </w:r>
+            <w:r>
+              <w:rPr>
+                <w:rFonts w:ascii="Segoe UI Symbol" w:hAnsi="Segoe UI Symbol"/>
+                <w:sz w:val="15"/>
+                <w:lang w:val="en-US"/>
+              </w:rPr>
+              <w:t>}</w:t>
             </w:r>
             <w:r>
               <w:rPr>
@@ -3694,31 +3867,7 @@
                 <w:sz w:val="13"/>
                 <w:lang w:val="en-US"/>
               </w:rPr>
-              <w:t>${</w:t>
-            </w:r>
-            <w:proofErr w:type="spellStart"/>
-            <w:r>
-              <w:rPr>
-                <w:rFonts w:ascii="Tahoma"/>
-                <w:bCs/>
-                <w:spacing w:val="-10"/>
-                <w:w w:val="105"/>
-                <w:sz w:val="13"/>
-                <w:lang w:val="en-US"/>
-              </w:rPr>
-              <w:t>nama_kavling</w:t>
-            </w:r>
-            <w:proofErr w:type="spellEnd"/>
-            <w:r>
-              <w:rPr>
-                <w:rFonts w:ascii="Tahoma"/>
-                <w:bCs/>
-                <w:spacing w:val="-10"/>
-                <w:w w:val="105"/>
-                <w:sz w:val="13"/>
-                <w:lang w:val="en-US"/>
-              </w:rPr>
-              <w:t>}</w:t>
+              <w:t>${nama_kavling}</w:t>
             </w:r>
           </w:p>
         </w:tc>
@@ -3892,31 +4041,7 @@
                 <w:sz w:val="13"/>
                 <w:lang w:val="en-US"/>
               </w:rPr>
-              <w:t>${</w:t>
-            </w:r>
-            <w:proofErr w:type="spellStart"/>
-            <w:r>
-              <w:rPr>
-                <w:rFonts w:ascii="Tahoma"/>
-                <w:bCs/>
-                <w:spacing w:val="-10"/>
-                <w:w w:val="105"/>
-                <w:sz w:val="13"/>
-                <w:lang w:val="en-US"/>
-              </w:rPr>
-              <w:t>harga_jual</w:t>
-            </w:r>
-            <w:proofErr w:type="spellEnd"/>
-            <w:r>
-              <w:rPr>
-                <w:rFonts w:ascii="Tahoma"/>
-                <w:bCs/>
-                <w:spacing w:val="-10"/>
-                <w:w w:val="105"/>
-                <w:sz w:val="13"/>
-                <w:lang w:val="en-US"/>
-              </w:rPr>
-              <w:t>}</w:t>
+              <w:t>${harga_jual}</w:t>
             </w:r>
           </w:p>
         </w:tc>
@@ -4052,31 +4177,7 @@
                 <w:sz w:val="13"/>
                 <w:lang w:val="en-US"/>
               </w:rPr>
-              <w:t>${</w:t>
-            </w:r>
-            <w:proofErr w:type="spellStart"/>
-            <w:r>
-              <w:rPr>
-                <w:rFonts w:ascii="Tahoma"/>
-                <w:bCs/>
-                <w:spacing w:val="-10"/>
-                <w:w w:val="105"/>
-                <w:sz w:val="13"/>
-                <w:lang w:val="en-US"/>
-              </w:rPr>
-              <w:t>tipe_rumah</w:t>
-            </w:r>
-            <w:proofErr w:type="spellEnd"/>
-            <w:r>
-              <w:rPr>
-                <w:rFonts w:ascii="Tahoma"/>
-                <w:bCs/>
-                <w:spacing w:val="-10"/>
-                <w:w w:val="105"/>
-                <w:sz w:val="13"/>
-                <w:lang w:val="en-US"/>
-              </w:rPr>
-              <w:t>}</w:t>
+              <w:t>${tipe_rumah}</w:t>
             </w:r>
           </w:p>
         </w:tc>
@@ -4244,31 +4345,7 @@
                 <w:sz w:val="13"/>
                 <w:lang w:val="en-US"/>
               </w:rPr>
-              <w:t>${</w:t>
-            </w:r>
-            <w:proofErr w:type="spellStart"/>
-            <w:r>
-              <w:rPr>
-                <w:rFonts w:ascii="Tahoma"/>
-                <w:bCs/>
-                <w:spacing w:val="-10"/>
-                <w:w w:val="105"/>
-                <w:sz w:val="13"/>
-                <w:lang w:val="en-US"/>
-              </w:rPr>
-              <w:t>biaya_kpr</w:t>
-            </w:r>
-            <w:proofErr w:type="spellEnd"/>
-            <w:r>
-              <w:rPr>
-                <w:rFonts w:ascii="Tahoma"/>
-                <w:bCs/>
-                <w:spacing w:val="-10"/>
-                <w:w w:val="105"/>
-                <w:sz w:val="13"/>
-                <w:lang w:val="en-US"/>
-              </w:rPr>
-              <w:t>}</w:t>
+              <w:t>${biaya_kpr}</w:t>
             </w:r>
           </w:p>
         </w:tc>
@@ -4440,31 +4517,7 @@
                 <w:sz w:val="13"/>
                 <w:lang w:val="en-US"/>
               </w:rPr>
-              <w:t>${</w:t>
-            </w:r>
-            <w:proofErr w:type="spellStart"/>
-            <w:r>
-              <w:rPr>
-                <w:rFonts w:ascii="Tahoma"/>
-                <w:bCs/>
-                <w:spacing w:val="-10"/>
-                <w:w w:val="105"/>
-                <w:sz w:val="13"/>
-                <w:lang w:val="en-US"/>
-              </w:rPr>
-              <w:t>kode_kav</w:t>
-            </w:r>
-            <w:proofErr w:type="spellEnd"/>
-            <w:r>
-              <w:rPr>
-                <w:rFonts w:ascii="Tahoma"/>
-                <w:bCs/>
-                <w:spacing w:val="-10"/>
-                <w:w w:val="105"/>
-                <w:sz w:val="13"/>
-                <w:lang w:val="en-US"/>
-              </w:rPr>
-              <w:t xml:space="preserve">} </w:t>
+              <w:t xml:space="preserve">${kode_kav} </w:t>
             </w:r>
           </w:p>
         </w:tc>
@@ -4632,31 +4685,7 @@
                 <w:sz w:val="13"/>
                 <w:lang w:val="en-US"/>
               </w:rPr>
-              <w:t>${</w:t>
-            </w:r>
-            <w:proofErr w:type="spellStart"/>
-            <w:r>
-              <w:rPr>
-                <w:rFonts w:ascii="Tahoma"/>
-                <w:bCs/>
-                <w:spacing w:val="-10"/>
-                <w:w w:val="105"/>
-                <w:sz w:val="13"/>
-                <w:lang w:val="en-US"/>
-              </w:rPr>
-              <w:t>biaya_custom</w:t>
-            </w:r>
-            <w:proofErr w:type="spellEnd"/>
-            <w:r>
-              <w:rPr>
-                <w:rFonts w:ascii="Tahoma"/>
-                <w:bCs/>
-                <w:spacing w:val="-10"/>
-                <w:w w:val="105"/>
-                <w:sz w:val="13"/>
-                <w:lang w:val="en-US"/>
-              </w:rPr>
-              <w:t>}</w:t>
+              <w:t>${biaya_custom}</w:t>
             </w:r>
           </w:p>
         </w:tc>
@@ -4777,55 +4806,7 @@
                 <w:sz w:val="13"/>
                 <w:lang w:val="en-US"/>
               </w:rPr>
-              <w:t>${</w:t>
-            </w:r>
-            <w:proofErr w:type="spellStart"/>
-            <w:r>
-              <w:rPr>
-                <w:rFonts w:ascii="Tahoma"/>
-                <w:bCs/>
-                <w:spacing w:val="-10"/>
-                <w:w w:val="105"/>
-                <w:sz w:val="13"/>
-                <w:lang w:val="en-US"/>
-              </w:rPr>
-              <w:t>luas_t</w:t>
-            </w:r>
-            <w:proofErr w:type="spellEnd"/>
-            <w:r>
-              <w:rPr>
-                <w:rFonts w:ascii="Tahoma"/>
-                <w:bCs/>
-                <w:spacing w:val="-10"/>
-                <w:w w:val="105"/>
-                <w:sz w:val="13"/>
-                <w:lang w:val="en-US"/>
-              </w:rPr>
-              <w:t>} / ${</w:t>
-            </w:r>
-            <w:proofErr w:type="spellStart"/>
-            <w:r>
-              <w:rPr>
-                <w:rFonts w:ascii="Tahoma"/>
-                <w:bCs/>
-                <w:spacing w:val="-10"/>
-                <w:w w:val="105"/>
-                <w:sz w:val="13"/>
-                <w:lang w:val="en-US"/>
-              </w:rPr>
-              <w:t>luas_b</w:t>
-            </w:r>
-            <w:proofErr w:type="spellEnd"/>
-            <w:r>
-              <w:rPr>
-                <w:rFonts w:ascii="Tahoma"/>
-                <w:bCs/>
-                <w:spacing w:val="-10"/>
-                <w:w w:val="105"/>
-                <w:sz w:val="13"/>
-                <w:lang w:val="en-US"/>
-              </w:rPr>
-              <w:t>}</w:t>
+              <w:t>${luas_t} / ${luas_b}</w:t>
             </w:r>
           </w:p>
         </w:tc>
@@ -4979,31 +4960,7 @@
                 <w:sz w:val="13"/>
                 <w:lang w:val="en-US"/>
               </w:rPr>
-              <w:t>${</w:t>
-            </w:r>
-            <w:proofErr w:type="spellStart"/>
-            <w:r>
-              <w:rPr>
-                <w:rFonts w:ascii="Tahoma"/>
-                <w:bCs/>
-                <w:spacing w:val="-10"/>
-                <w:w w:val="105"/>
-                <w:sz w:val="13"/>
-                <w:lang w:val="en-US"/>
-              </w:rPr>
-              <w:t>diskon</w:t>
-            </w:r>
-            <w:proofErr w:type="spellEnd"/>
-            <w:r>
-              <w:rPr>
-                <w:rFonts w:ascii="Tahoma"/>
-                <w:bCs/>
-                <w:spacing w:val="-10"/>
-                <w:w w:val="105"/>
-                <w:sz w:val="13"/>
-                <w:lang w:val="en-US"/>
-              </w:rPr>
-              <w:t>}</w:t>
+              <w:t>${diskon}</w:t>
             </w:r>
           </w:p>
         </w:tc>
@@ -5142,31 +5099,7 @@
                 <w:sz w:val="13"/>
                 <w:lang w:val="en-US"/>
               </w:rPr>
-              <w:t>${</w:t>
-            </w:r>
-            <w:proofErr w:type="spellStart"/>
-            <w:r>
-              <w:rPr>
-                <w:rFonts w:ascii="Tahoma"/>
-                <w:bCs/>
-                <w:spacing w:val="-10"/>
-                <w:w w:val="105"/>
-                <w:sz w:val="13"/>
-                <w:lang w:val="en-US"/>
-              </w:rPr>
-              <w:t>nama_marketing</w:t>
-            </w:r>
-            <w:proofErr w:type="spellEnd"/>
-            <w:r>
-              <w:rPr>
-                <w:rFonts w:ascii="Tahoma"/>
-                <w:bCs/>
-                <w:spacing w:val="-10"/>
-                <w:w w:val="105"/>
-                <w:sz w:val="13"/>
-                <w:lang w:val="en-US"/>
-              </w:rPr>
-              <w:t>}</w:t>
+              <w:t>${nama_marketing}</w:t>
             </w:r>
           </w:p>
         </w:tc>
@@ -5342,31 +5275,7 @@
                 <w:sz w:val="13"/>
                 <w:lang w:val="en-US"/>
               </w:rPr>
-              <w:t>${</w:t>
-            </w:r>
-            <w:proofErr w:type="spellStart"/>
-            <w:r>
-              <w:rPr>
-                <w:rFonts w:ascii="Tahoma"/>
-                <w:bCs/>
-                <w:spacing w:val="-10"/>
-                <w:w w:val="105"/>
-                <w:sz w:val="13"/>
-                <w:lang w:val="en-US"/>
-              </w:rPr>
-              <w:t>biaya_lain</w:t>
-            </w:r>
-            <w:proofErr w:type="spellEnd"/>
-            <w:r>
-              <w:rPr>
-                <w:rFonts w:ascii="Tahoma"/>
-                <w:bCs/>
-                <w:spacing w:val="-10"/>
-                <w:w w:val="105"/>
-                <w:sz w:val="13"/>
-                <w:lang w:val="en-US"/>
-              </w:rPr>
-              <w:t>}</w:t>
+              <w:t>${biaya_lain}</w:t>
             </w:r>
           </w:p>
         </w:tc>
@@ -5663,31 +5572,7 @@
                 <w:sz w:val="13"/>
                 <w:lang w:val="en-US"/>
               </w:rPr>
-              <w:t>${</w:t>
-            </w:r>
-            <w:proofErr w:type="spellStart"/>
-            <w:r>
-              <w:rPr>
-                <w:rFonts w:ascii="Tahoma"/>
-                <w:bCs/>
-                <w:spacing w:val="-10"/>
-                <w:w w:val="105"/>
-                <w:sz w:val="13"/>
-                <w:lang w:val="en-US"/>
-              </w:rPr>
-              <w:t>total_harga</w:t>
-            </w:r>
-            <w:proofErr w:type="spellEnd"/>
-            <w:r>
-              <w:rPr>
-                <w:rFonts w:ascii="Tahoma"/>
-                <w:bCs/>
-                <w:spacing w:val="-10"/>
-                <w:w w:val="105"/>
-                <w:sz w:val="13"/>
-                <w:lang w:val="en-US"/>
-              </w:rPr>
-              <w:t>}</w:t>
+              <w:t>${total_harga}</w:t>
             </w:r>
           </w:p>
         </w:tc>
@@ -6642,7 +6527,6 @@
           </mc:Fallback>
         </mc:AlternateContent>
       </w:r>
-      <w:proofErr w:type="spellStart"/>
       <w:r>
         <w:rPr>
           <w:spacing w:val="-2"/>
@@ -6651,7 +6535,6 @@
         </w:rPr>
         <w:t>jd</w:t>
       </w:r>
-      <w:proofErr w:type="spellEnd"/>
       <w:r>
         <w:rPr>
           <w:spacing w:val="-2"/>
@@ -6775,7 +6658,6 @@
         </w:rPr>
         <w:t xml:space="preserve"> ${</w:t>
       </w:r>
-      <w:proofErr w:type="spellStart"/>
       <w:r>
         <w:rPr>
           <w:b w:val="0"/>
@@ -6786,7 +6668,6 @@
         </w:rPr>
         <w:t>harga_jual</w:t>
       </w:r>
-      <w:proofErr w:type="spellEnd"/>
       <w:r>
         <w:rPr>
           <w:b w:val="0"/>
@@ -6942,29 +6823,7 @@
           <w:sz w:val="13"/>
           <w:lang w:val="en-US"/>
         </w:rPr>
-        <w:t>{</w:t>
-      </w:r>
-      <w:proofErr w:type="spellStart"/>
-      <w:r>
-        <w:rPr>
-          <w:rFonts w:ascii="Tahoma"/>
-          <w:bCs/>
-          <w:spacing w:val="-10"/>
-          <w:sz w:val="13"/>
-          <w:lang w:val="en-US"/>
-        </w:rPr>
-        <w:t>booking_fee</w:t>
-      </w:r>
-      <w:proofErr w:type="spellEnd"/>
-      <w:r>
-        <w:rPr>
-          <w:rFonts w:ascii="Tahoma"/>
-          <w:bCs/>
-          <w:spacing w:val="-10"/>
-          <w:sz w:val="13"/>
-          <w:lang w:val="en-US"/>
-        </w:rPr>
-        <w:t>}</w:t>
+        <w:t>{booking_fee}</w:t>
       </w:r>
     </w:p>
     <w:p>
@@ -7063,7 +6922,7 @@
           </mc:Choice>
           <mc:Fallback>
             <w:pict>
-              <v:group w14:anchorId="3B636BFA" id="Group 3" o:spid="_x0000_s1026" style="width:23.2pt;height:.5pt;mso-position-horizontal-relative:char;mso-position-vertical-relative:line" coordsize="294640,6350" o:gfxdata="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">
+              <v:group w14:anchorId="35BB45A6" id="Group 3" o:spid="_x0000_s1026" style="width:23.2pt;height:.5pt;mso-position-horizontal-relative:char;mso-position-vertical-relative:line" coordsize="294640,6350" o:gfxdata="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">
                 <v:shape id="Graphic 4" o:spid="_x0000_s1027" style="position:absolute;width:294640;height:6350;visibility:visible;mso-wrap-style:square;v-text-anchor:top" coordsize="294640,6350" o:gfxdata="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" path="m294131,l,,,6095r294131,l294131,xe" fillcolor="black" stroked="f">
                   <v:path arrowok="t"/>
                 </v:shape>
@@ -7177,7 +7036,7 @@
           </mc:Choice>
           <mc:Fallback>
             <w:pict>
-              <v:shape w14:anchorId="14036140" id="Graphic 7" o:spid="_x0000_s1026" style="position:absolute;margin-left:156.4pt;margin-top:10.9pt;width:23.2pt;height:.5pt;z-index:-251655680;visibility:visible;mso-wrap-style:square;mso-wrap-distance-left:0;mso-wrap-distance-top:0;mso-wrap-distance-right:0;mso-wrap-distance-bottom:0;mso-position-horizontal:absolute;mso-position-horizontal-relative:page;mso-position-vertical:absolute;mso-position-vertical-relative:text;v-text-anchor:top" coordsize="294640,6350" o:gfxdata="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" path="m294131,l,,,6095r294131,l294131,xe" fillcolor="black" stroked="f">
+              <v:shape w14:anchorId="472859E2" id="Graphic 7" o:spid="_x0000_s1026" style="position:absolute;margin-left:156.4pt;margin-top:10.9pt;width:23.2pt;height:.5pt;z-index:-251655680;visibility:visible;mso-wrap-style:square;mso-wrap-distance-left:0;mso-wrap-distance-top:0;mso-wrap-distance-right:0;mso-wrap-distance-bottom:0;mso-position-horizontal:absolute;mso-position-horizontal-relative:page;mso-position-vertical:absolute;mso-position-vertical-relative:text;v-text-anchor:top" coordsize="294640,6350" o:gfxdata="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" path="m294131,l,,,6095r294131,l294131,xe" fillcolor="black" stroked="f">
                 <v:path arrowok="t"/>
                 <w10:wrap type="topAndBottom" anchorx="page"/>
               </v:shape>
@@ -7310,7 +7169,6 @@
         </w:rPr>
         <w:t>${</w:t>
       </w:r>
-      <w:proofErr w:type="spellStart"/>
       <w:r>
         <w:rPr>
           <w:rFonts w:ascii="Tahoma"/>
@@ -7322,7 +7180,6 @@
         </w:rPr>
         <w:t>dp</w:t>
       </w:r>
-      <w:proofErr w:type="spellEnd"/>
       <w:r>
         <w:rPr>
           <w:rFonts w:ascii="Tahoma"/>
@@ -8134,7 +7991,7 @@
           </mc:Choice>
           <mc:Fallback>
             <w:pict>
-              <v:shape w14:anchorId="7F1AB175" id="Graphic 11" o:spid="_x0000_s1026" style="position:absolute;margin-left:156.4pt;margin-top:10.5pt;width:378.45pt;height:.5pt;z-index:-15725568;visibility:visible;mso-wrap-style:square;mso-wrap-distance-left:0;mso-wrap-distance-top:0;mso-wrap-distance-right:0;mso-wrap-distance-bottom:0;mso-position-horizontal:absolute;mso-position-horizontal-relative:page;mso-position-vertical:absolute;mso-position-vertical-relative:text;v-text-anchor:top" coordsize="4806315,6350" o:gfxdata="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" path="m4806060,l,,,6096r4806060,l4806060,xe" fillcolor="black" stroked="f">
+              <v:shape w14:anchorId="51CAB33D" id="Graphic 11" o:spid="_x0000_s1026" style="position:absolute;margin-left:156.4pt;margin-top:10.5pt;width:378.45pt;height:.5pt;z-index:-15725568;visibility:visible;mso-wrap-style:square;mso-wrap-distance-left:0;mso-wrap-distance-top:0;mso-wrap-distance-right:0;mso-wrap-distance-bottom:0;mso-position-horizontal:absolute;mso-position-horizontal-relative:page;mso-position-vertical:absolute;mso-position-vertical-relative:text;v-text-anchor:top" coordsize="4806315,6350" o:gfxdata="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" path="m4806060,l,,,6096r4806060,l4806060,xe" fillcolor="black" stroked="f">
                 <v:path arrowok="t"/>
                 <w10:wrap type="topAndBottom" anchorx="page"/>
               </v:shape>
@@ -8222,7 +8079,7 @@
           </mc:Choice>
           <mc:Fallback>
             <w:pict>
-              <v:shape w14:anchorId="502955CE" id="Graphic 12" o:spid="_x0000_s1026" style="position:absolute;margin-left:156.4pt;margin-top:23.25pt;width:378.45pt;height:.5pt;z-index:-15725056;visibility:visible;mso-wrap-style:square;mso-wrap-distance-left:0;mso-wrap-distance-top:0;mso-wrap-distance-right:0;mso-wrap-distance-bottom:0;mso-position-horizontal:absolute;mso-position-horizontal-relative:page;mso-position-vertical:absolute;mso-position-vertical-relative:text;v-text-anchor:top" coordsize="4806315,6350" o:gfxdata="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" path="m4806060,l,,,6095r4806060,l4806060,xe" fillcolor="black" stroked="f">
+              <v:shape w14:anchorId="71535DB9" id="Graphic 12" o:spid="_x0000_s1026" style="position:absolute;margin-left:156.4pt;margin-top:23.25pt;width:378.45pt;height:.5pt;z-index:-15725056;visibility:visible;mso-wrap-style:square;mso-wrap-distance-left:0;mso-wrap-distance-top:0;mso-wrap-distance-right:0;mso-wrap-distance-bottom:0;mso-position-horizontal:absolute;mso-position-horizontal-relative:page;mso-position-vertical:absolute;mso-position-vertical-relative:text;v-text-anchor:top" coordsize="4806315,6350" o:gfxdata="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" path="m4806060,l,,,6095r4806060,l4806060,xe" fillcolor="black" stroked="f">
                 <v:path arrowok="t"/>
                 <w10:wrap type="topAndBottom" anchorx="page"/>
               </v:shape>
@@ -8310,7 +8167,7 @@
           </mc:Choice>
           <mc:Fallback>
             <w:pict>
-              <v:shape w14:anchorId="49AF20C8" id="Graphic 13" o:spid="_x0000_s1026" style="position:absolute;margin-left:156.4pt;margin-top:35.95pt;width:378.45pt;height:.5pt;z-index:-15724544;visibility:visible;mso-wrap-style:square;mso-wrap-distance-left:0;mso-wrap-distance-top:0;mso-wrap-distance-right:0;mso-wrap-distance-bottom:0;mso-position-horizontal:absolute;mso-position-horizontal-relative:page;mso-position-vertical:absolute;mso-position-vertical-relative:text;v-text-anchor:top" coordsize="4806315,6350" o:gfxdata="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" path="m4806060,l,,,6096r4806060,l4806060,xe" fillcolor="black" stroked="f">
+              <v:shape w14:anchorId="65C0042C" id="Graphic 13" o:spid="_x0000_s1026" style="position:absolute;margin-left:156.4pt;margin-top:35.95pt;width:378.45pt;height:.5pt;z-index:-15724544;visibility:visible;mso-wrap-style:square;mso-wrap-distance-left:0;mso-wrap-distance-top:0;mso-wrap-distance-right:0;mso-wrap-distance-bottom:0;mso-position-horizontal:absolute;mso-position-horizontal-relative:page;mso-position-vertical:absolute;mso-position-vertical-relative:text;v-text-anchor:top" coordsize="4806315,6350" o:gfxdata="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" path="m4806060,l,,,6096r4806060,l4806060,xe" fillcolor="black" stroked="f">
                 <v:path arrowok="t"/>
                 <w10:wrap type="topAndBottom" anchorx="page"/>
               </v:shape>
@@ -8366,27 +8223,7 @@
           <w:sz w:val="13"/>
           <w:lang w:val="en-US"/>
         </w:rPr>
-        <w:t xml:space="preserve">    ${</w:t>
-      </w:r>
-      <w:proofErr w:type="spellStart"/>
-      <w:r>
-        <w:rPr>
-          <w:b w:val="0"/>
-          <w:spacing w:val="-10"/>
-          <w:sz w:val="13"/>
-          <w:lang w:val="en-US"/>
-        </w:rPr>
-        <w:t>keterangan</w:t>
-      </w:r>
-      <w:proofErr w:type="spellEnd"/>
-      <w:r>
-        <w:rPr>
-          <w:b w:val="0"/>
-          <w:spacing w:val="-10"/>
-          <w:sz w:val="13"/>
-          <w:lang w:val="en-US"/>
-        </w:rPr>
-        <w:t>}</w:t>
+        <w:t xml:space="preserve">    ${keterangan}</w:t>
       </w:r>
     </w:p>
     <w:p>
@@ -8782,27 +8619,7 @@
           <w:w w:val="105"/>
           <w:lang w:val="en-US"/>
         </w:rPr>
-        <w:t>, ${</w:t>
-      </w:r>
-      <w:proofErr w:type="spellStart"/>
-      <w:r>
-        <w:rPr>
-          <w:bCs/>
-          <w:spacing w:val="-10"/>
-          <w:w w:val="105"/>
-          <w:lang w:val="en-US"/>
-        </w:rPr>
-        <w:t>tanggal_spr</w:t>
-      </w:r>
-      <w:proofErr w:type="spellEnd"/>
-      <w:r>
-        <w:rPr>
-          <w:bCs/>
-          <w:spacing w:val="-10"/>
-          <w:w w:val="105"/>
-          <w:lang w:val="en-US"/>
-        </w:rPr>
-        <w:t>}</w:t>
+        <w:t>, ${tanggal_spr}</w:t>
       </w:r>
     </w:p>
     <w:p>
@@ -16312,27 +16129,7 @@
           <w:w w:val="105"/>
           <w:lang w:val="en-US"/>
         </w:rPr>
-        <w:t xml:space="preserve"> ${</w:t>
-      </w:r>
-      <w:proofErr w:type="spellStart"/>
-      <w:r>
-        <w:rPr>
-          <w:bCs/>
-          <w:spacing w:val="-10"/>
-          <w:w w:val="105"/>
-          <w:lang w:val="en-US"/>
-        </w:rPr>
-        <w:t>tanggal_spr</w:t>
-      </w:r>
-      <w:proofErr w:type="spellEnd"/>
-      <w:r>
-        <w:rPr>
-          <w:bCs/>
-          <w:spacing w:val="-10"/>
-          <w:w w:val="105"/>
-          <w:lang w:val="en-US"/>
-        </w:rPr>
-        <w:t>}</w:t>
+        <w:t xml:space="preserve"> ${tanggal_spr}</w:t>
       </w:r>
     </w:p>
     <w:p>
@@ -16357,23 +16154,7 @@
           <w:color w:val="000000" w:themeColor="text1"/>
           <w:lang w:val="en-US"/>
         </w:rPr>
-        <w:t>${</w:t>
-      </w:r>
-      <w:proofErr w:type="spellStart"/>
-      <w:r>
-        <w:rPr>
-          <w:color w:val="000000" w:themeColor="text1"/>
-          <w:lang w:val="en-US"/>
-        </w:rPr>
-        <w:t>nama_kavling</w:t>
-      </w:r>
-      <w:proofErr w:type="spellEnd"/>
-      <w:r>
-        <w:rPr>
-          <w:color w:val="000000" w:themeColor="text1"/>
-          <w:lang w:val="en-US"/>
-        </w:rPr>
-        <w:t>}</w:t>
+        <w:t>${nama_kavling}</w:t>
       </w:r>
     </w:p>
     <w:p>
@@ -16961,6 +16742,7 @@
   <w:style w:type="character" w:default="1" w:styleId="DefaultParagraphFont">
     <w:name w:val="Default Paragraph Font"/>
     <w:uiPriority w:val="1"/>
+    <w:semiHidden/>
     <w:unhideWhenUsed/>
   </w:style>
   <w:style w:type="table" w:default="1" w:styleId="TableNormal">
